--- a/docs/装具びより_操作マニュアル.docx
+++ b/docs/装具びより_操作マニュアル.docx
@@ -22,12 +22,7 @@
         <w:jc w:val="center"/>
       </w:pPr>
       <w:r>
-        <w:rPr>
-          <w:rFonts w:ascii="BIZ UDPゴシック" w:hAnsi="BIZ UDPゴシック" w:eastAsia="BIZ UDPゴシック"/>
-          <w:color w:val="2D423D"/>
-          <w:sz w:val="36"/>
-        </w:rPr>
-        <w:t>下肢装具サポートPWA　操作マニュアル</w:t>
+        <w:t>下肢装具を使う方のためのウェブアプリ（PWA）　操作マニュアル</w:t>
       </w:r>
     </w:p>
     <w:p>
@@ -79,13 +74,11 @@
         <w:pageBreakBefore/>
       </w:pPr>
       <w:r>
-        <w:rPr>
-          <w:rFonts w:ascii="BIZ UDPゴシック" w:hAnsi="BIZ UDPゴシック" w:eastAsia="BIZ UDPゴシック"/>
-        </w:rPr>
-        <w:t>このマニュアルについて</w:t>
+        <w:t>1. このマニュアルについて</w:t>
       </w:r>
     </w:p>
     <w:p>
+      <w:pPr/>
       <w:r>
         <w:rPr>
           <w:rFonts w:ascii="BIZ UDPゴシック" w:hAnsi="BIZ UDPゴシック" w:eastAsia="BIZ UDPゴシック"/>
@@ -94,11 +87,9 @@
       </w:r>
     </w:p>
     <w:p>
+      <w:pPr/>
       <w:r>
-        <w:rPr>
-          <w:rFonts w:ascii="BIZ UDPゴシック" w:hAnsi="BIZ UDPゴシック" w:eastAsia="BIZ UDPゴシック"/>
-        </w:rPr>
-        <w:t>このガイドは、現行のPWA画面をPlaywrightで操作し、そのときの実画面を撮影して作成しています。画面上の氏名、装具、相談内容などはすべてテスト用の架空データです。</w:t>
+        <w:t>このガイドは、現行のPWA画面を画面操作の自動確認ツール（Playwright）で操作し、そのときの実画面を撮影して作成しています。画面上の氏名、装具、相談内容などはすべてテスト用の架空データです。</w:t>
       </w:r>
     </w:p>
     <w:p>
@@ -113,6 +104,7 @@
       </w:r>
     </w:p>
     <w:p>
+      <w:pPr/>
       <w:r>
         <w:rPr>
           <w:rFonts w:ascii="BIZ UDPゴシック" w:hAnsi="BIZ UDPゴシック" w:eastAsia="BIZ UDPゴシック"/>
@@ -121,6 +113,7 @@
       </w:r>
     </w:p>
     <w:p>
+      <w:pPr/>
       <w:r>
         <w:rPr>
           <w:rFonts w:ascii="BIZ UDPゴシック" w:hAnsi="BIZ UDPゴシック" w:eastAsia="BIZ UDPゴシック"/>
@@ -129,6 +122,7 @@
       </w:r>
     </w:p>
     <w:p>
+      <w:pPr/>
       <w:r>
         <w:rPr>
           <w:rFonts w:ascii="BIZ UDPゴシック" w:hAnsi="BIZ UDPゴシック" w:eastAsia="BIZ UDPゴシック"/>
@@ -137,6 +131,7 @@
       </w:r>
     </w:p>
     <w:p>
+      <w:pPr/>
       <w:r>
         <w:rPr>
           <w:rFonts w:ascii="BIZ UDPゴシック" w:hAnsi="BIZ UDPゴシック" w:eastAsia="BIZ UDPゴシック"/>
@@ -473,13 +468,11 @@
         <w:pageBreakBefore/>
       </w:pPr>
       <w:r>
-        <w:rPr>
-          <w:rFonts w:ascii="BIZ UDPゴシック" w:hAnsi="BIZ UDPゴシック" w:eastAsia="BIZ UDPゴシック"/>
-        </w:rPr>
-        <w:t>ログインする</w:t>
+        <w:t>2. ログインする</w:t>
       </w:r>
     </w:p>
     <w:p>
+      <w:pPr/>
       <w:r>
         <w:rPr>
           <w:rFonts w:ascii="BIZ UDPゴシック" w:hAnsi="BIZ UDPゴシック" w:eastAsia="BIZ UDPゴシック"/>
@@ -536,7 +529,7 @@
         <w:ind w:left="346" w:hanging="317"/>
         <w:numPr>
           <w:ilvl w:val="0"/>
-          <w:numId w:val="10"/>
+          <w:numId w:val="26"/>
         </w:numPr>
       </w:pPr>
       <w:r>
@@ -552,7 +545,7 @@
         <w:ind w:left="346" w:hanging="317"/>
         <w:numPr>
           <w:ilvl w:val="0"/>
-          <w:numId w:val="10"/>
+          <w:numId w:val="26"/>
         </w:numPr>
       </w:pPr>
       <w:r>
@@ -568,7 +561,7 @@
         <w:ind w:left="346" w:hanging="317"/>
         <w:numPr>
           <w:ilvl w:val="0"/>
-          <w:numId w:val="10"/>
+          <w:numId w:val="26"/>
         </w:numPr>
       </w:pPr>
       <w:r>
@@ -598,13 +591,11 @@
         <w:pageBreakBefore/>
       </w:pPr>
       <w:r>
-        <w:rPr>
-          <w:rFonts w:ascii="BIZ UDPゴシック" w:hAnsi="BIZ UDPゴシック" w:eastAsia="BIZ UDPゴシック"/>
-        </w:rPr>
-        <w:t>ホームとメニュー</w:t>
+        <w:t>3. ホームとメニュー</w:t>
       </w:r>
     </w:p>
     <w:p>
+      <w:pPr/>
       <w:r>
         <w:rPr>
           <w:rFonts w:ascii="BIZ UDPゴシック" w:hAnsi="BIZ UDPゴシック" w:eastAsia="BIZ UDPゴシック"/>
@@ -661,7 +652,7 @@
         <w:ind w:left="346" w:hanging="317"/>
         <w:numPr>
           <w:ilvl w:val="0"/>
-          <w:numId w:val="11"/>
+          <w:numId w:val="27"/>
         </w:numPr>
       </w:pPr>
       <w:r>
@@ -677,7 +668,7 @@
         <w:ind w:left="346" w:hanging="317"/>
         <w:numPr>
           <w:ilvl w:val="0"/>
-          <w:numId w:val="11"/>
+          <w:numId w:val="27"/>
         </w:numPr>
       </w:pPr>
       <w:r>
@@ -693,7 +684,7 @@
         <w:ind w:left="346" w:hanging="317"/>
         <w:numPr>
           <w:ilvl w:val="0"/>
-          <w:numId w:val="11"/>
+          <w:numId w:val="27"/>
         </w:numPr>
       </w:pPr>
       <w:r>
@@ -723,13 +714,11 @@
         <w:pageBreakBefore/>
       </w:pPr>
       <w:r>
-        <w:rPr>
-          <w:rFonts w:ascii="BIZ UDPゴシック" w:hAnsi="BIZ UDPゴシック" w:eastAsia="BIZ UDPゴシック"/>
-        </w:rPr>
-        <w:t>自分の装具を確認する</w:t>
+        <w:t>4. 自分の装具を確認する</w:t>
       </w:r>
     </w:p>
     <w:p>
+      <w:pPr/>
       <w:r>
         <w:rPr>
           <w:rFonts w:ascii="BIZ UDPゴシック" w:hAnsi="BIZ UDPゴシック" w:eastAsia="BIZ UDPゴシック"/>
@@ -786,7 +775,7 @@
         <w:ind w:left="346" w:hanging="317"/>
         <w:numPr>
           <w:ilvl w:val="0"/>
-          <w:numId w:val="12"/>
+          <w:numId w:val="28"/>
         </w:numPr>
       </w:pPr>
       <w:r>
@@ -802,7 +791,7 @@
         <w:ind w:left="346" w:hanging="317"/>
         <w:numPr>
           <w:ilvl w:val="0"/>
-          <w:numId w:val="12"/>
+          <w:numId w:val="28"/>
         </w:numPr>
       </w:pPr>
       <w:r>
@@ -818,7 +807,7 @@
         <w:ind w:left="346" w:hanging="317"/>
         <w:numPr>
           <w:ilvl w:val="0"/>
-          <w:numId w:val="12"/>
+          <w:numId w:val="28"/>
         </w:numPr>
       </w:pPr>
       <w:r>
@@ -848,13 +837,11 @@
         <w:pageBreakBefore/>
       </w:pPr>
       <w:r>
-        <w:rPr>
-          <w:rFonts w:ascii="BIZ UDPゴシック" w:hAnsi="BIZ UDPゴシック" w:eastAsia="BIZ UDPゴシック"/>
-        </w:rPr>
-        <w:t>装具の登録内容を確認する</w:t>
+        <w:t>5. 装具の登録内容を確認する</w:t>
       </w:r>
     </w:p>
     <w:p>
+      <w:pPr/>
       <w:r>
         <w:rPr>
           <w:rFonts w:ascii="BIZ UDPゴシック" w:hAnsi="BIZ UDPゴシック" w:eastAsia="BIZ UDPゴシック"/>
@@ -911,7 +898,7 @@
         <w:ind w:left="346" w:hanging="317"/>
         <w:numPr>
           <w:ilvl w:val="0"/>
-          <w:numId w:val="13"/>
+          <w:numId w:val="29"/>
         </w:numPr>
       </w:pPr>
       <w:r>
@@ -927,7 +914,7 @@
         <w:ind w:left="346" w:hanging="317"/>
         <w:numPr>
           <w:ilvl w:val="0"/>
-          <w:numId w:val="13"/>
+          <w:numId w:val="29"/>
         </w:numPr>
       </w:pPr>
       <w:r>
@@ -943,7 +930,7 @@
         <w:ind w:left="346" w:hanging="317"/>
         <w:numPr>
           <w:ilvl w:val="0"/>
-          <w:numId w:val="13"/>
+          <w:numId w:val="29"/>
         </w:numPr>
       </w:pPr>
       <w:r>
@@ -973,13 +960,11 @@
         <w:pageBreakBefore/>
       </w:pPr>
       <w:r>
-        <w:rPr>
-          <w:rFonts w:ascii="BIZ UDPゴシック" w:hAnsi="BIZ UDPゴシック" w:eastAsia="BIZ UDPゴシック"/>
-        </w:rPr>
-        <w:t>装具図鑑を探す</w:t>
+        <w:t>6. 装具図鑑を探す</w:t>
       </w:r>
     </w:p>
     <w:p>
+      <w:pPr/>
       <w:r>
         <w:rPr>
           <w:rFonts w:ascii="BIZ UDPゴシック" w:hAnsi="BIZ UDPゴシック" w:eastAsia="BIZ UDPゴシック"/>
@@ -1036,7 +1021,7 @@
         <w:ind w:left="346" w:hanging="317"/>
         <w:numPr>
           <w:ilvl w:val="0"/>
-          <w:numId w:val="14"/>
+          <w:numId w:val="30"/>
         </w:numPr>
       </w:pPr>
       <w:r>
@@ -1052,7 +1037,7 @@
         <w:ind w:left="346" w:hanging="317"/>
         <w:numPr>
           <w:ilvl w:val="0"/>
-          <w:numId w:val="14"/>
+          <w:numId w:val="30"/>
         </w:numPr>
       </w:pPr>
       <w:r>
@@ -1068,7 +1053,7 @@
         <w:ind w:left="346" w:hanging="317"/>
         <w:numPr>
           <w:ilvl w:val="0"/>
-          <w:numId w:val="14"/>
+          <w:numId w:val="30"/>
         </w:numPr>
       </w:pPr>
       <w:r>
@@ -1094,17 +1079,111 @@
     </w:p>
     <w:p>
       <w:pPr>
-        <w:pStyle w:val="Heading1"/>
+        <w:pStyle w:val="Heading2"/>
         <w:pageBreakBefore/>
+      </w:pPr>
+      <w:r>
+        <w:t>自分で登録した装具を確認する</w:t>
+      </w:r>
+    </w:p>
+    <w:p>
+      <w:pPr>
+        <w:spacing w:after="80"/>
       </w:pPr>
       <w:r>
         <w:rPr>
           <w:rFonts w:ascii="BIZ UDPゴシック" w:hAnsi="BIZ UDPゴシック" w:eastAsia="BIZ UDPゴシック"/>
         </w:rPr>
-        <w:t>相談したいことを一覧する</w:t>
+        <w:t>個人用に追加した装具情報を確認する画面です。公開記事の一覧とはタブで切り替えます。</w:t>
       </w:r>
     </w:p>
     <w:p>
+      <w:pPr>
+        <w:spacing w:after="20"/>
+        <w:jc w:val="center"/>
+      </w:pPr>
+      <w:r>
+        <w:rPr>
+          <w:rFonts w:ascii="BIZ UDPゴシック" w:hAnsi="BIZ UDPゴシック" w:eastAsia="BIZ UDPゴシック"/>
+        </w:rPr>
+        <w:drawing>
+          <wp:inline xmlns:a="http://schemas.openxmlformats.org/drawingml/2006/main" xmlns:pic="http://schemas.openxmlformats.org/drawingml/2006/picture">
+            <wp:extent cx="8869680" cy="4681220"/>
+            <wp:docPr id="30" name="Picture 30"/>
+            <wp:cNvGraphicFramePr>
+              <a:graphicFrameLocks noChangeAspect="1"/>
+            </wp:cNvGraphicFramePr>
+            <a:graphic>
+              <a:graphicData uri="http://schemas.openxmlformats.org/drawingml/2006/picture">
+                <pic:pic>
+                  <pic:nvPicPr>
+                    <pic:cNvPr id="0" name="image.jpg"/>
+                    <pic:cNvPicPr/>
+                  </pic:nvPicPr>
+                  <pic:blipFill>
+                    <a:blip r:embed="rId27"/>
+                    <a:stretch>
+                      <a:fillRect/>
+                    </a:stretch>
+                  </pic:blipFill>
+                  <pic:spPr>
+                    <a:xfrm>
+                      <a:off x="0" y="0"/>
+                      <a:ext cx="8869680" cy="4681220"/>
+                    </a:xfrm>
+                    <a:prstGeom prst="rect"/>
+                  </pic:spPr>
+                </pic:pic>
+              </a:graphicData>
+            </a:graphic>
+          </wp:inline>
+        </w:drawing>
+      </w:r>
+    </w:p>
+    <w:p>
+      <w:pPr>
+        <w:spacing w:after="40"/>
+        <w:jc w:val="center"/>
+      </w:pPr>
+      <w:r>
+        <w:t>画面の見方：下の画面で、説明した項目や保存結果を確認します。</w:t>
+      </w:r>
+    </w:p>
+    <w:p>
+      <w:pPr>
+        <w:spacing w:after="20"/>
+        <w:ind w:left="317" w:hanging="317"/>
+      </w:pPr>
+      <w:r>
+        <w:rPr>
+          <w:rFonts w:ascii="BIZ UDPゴシック" w:hAnsi="BIZ UDPゴシック" w:eastAsia="BIZ UDPゴシック"/>
+        </w:rPr>
+        <w:t>1. 「自分で追加した装具」を選びます。</w:t>
+      </w:r>
+    </w:p>
+    <w:p>
+      <w:pPr>
+        <w:spacing w:after="20"/>
+        <w:ind w:left="317" w:hanging="317"/>
+      </w:pPr>
+      <w:r>
+        <w:rPr>
+          <w:rFonts w:ascii="BIZ UDPゴシック" w:hAnsi="BIZ UDPゴシック" w:eastAsia="BIZ UDPゴシック"/>
+        </w:rPr>
+        <w:t>2. 登録済みカードを確認し、必要に応じて詳細・編集を開きます。</w:t>
+      </w:r>
+    </w:p>
+    <w:p>
+      <w:pPr>
+        <w:pStyle w:val="Heading1"/>
+        <w:pageBreakBefore/>
+      </w:pPr>
+      <w:r>
+        <w:t>7. 相談したいことを一覧する</w:t>
+      </w:r>
+    </w:p>
+    <w:p>
+      <w:pPr/>
       <w:r>
         <w:rPr>
           <w:rFonts w:ascii="BIZ UDPゴシック" w:hAnsi="BIZ UDPゴシック" w:eastAsia="BIZ UDPゴシック"/>
@@ -1161,7 +1240,7 @@
         <w:ind w:left="346" w:hanging="317"/>
         <w:numPr>
           <w:ilvl w:val="0"/>
-          <w:numId w:val="15"/>
+          <w:numId w:val="31"/>
         </w:numPr>
       </w:pPr>
       <w:r>
@@ -1177,7 +1256,7 @@
         <w:ind w:left="346" w:hanging="317"/>
         <w:numPr>
           <w:ilvl w:val="0"/>
-          <w:numId w:val="15"/>
+          <w:numId w:val="31"/>
         </w:numPr>
       </w:pPr>
       <w:r>
@@ -1193,7 +1272,7 @@
         <w:ind w:left="346" w:hanging="317"/>
         <w:numPr>
           <w:ilvl w:val="0"/>
-          <w:numId w:val="15"/>
+          <w:numId w:val="31"/>
         </w:numPr>
       </w:pPr>
       <w:r>
@@ -1223,13 +1302,11 @@
         <w:pageBreakBefore/>
       </w:pPr>
       <w:r>
-        <w:rPr>
-          <w:rFonts w:ascii="BIZ UDPゴシック" w:hAnsi="BIZ UDPゴシック" w:eastAsia="BIZ UDPゴシック"/>
-        </w:rPr>
-        <w:t>気づいたことを記録する</w:t>
+        <w:t>8. 気づいたことを記録する</w:t>
       </w:r>
     </w:p>
     <w:p>
+      <w:pPr/>
       <w:r>
         <w:rPr>
           <w:rFonts w:ascii="BIZ UDPゴシック" w:hAnsi="BIZ UDPゴシック" w:eastAsia="BIZ UDPゴシック"/>
@@ -1286,7 +1363,7 @@
         <w:ind w:left="346" w:hanging="317"/>
         <w:numPr>
           <w:ilvl w:val="0"/>
-          <w:numId w:val="16"/>
+          <w:numId w:val="32"/>
         </w:numPr>
       </w:pPr>
       <w:r>
@@ -1302,7 +1379,7 @@
         <w:ind w:left="346" w:hanging="317"/>
         <w:numPr>
           <w:ilvl w:val="0"/>
-          <w:numId w:val="16"/>
+          <w:numId w:val="32"/>
         </w:numPr>
       </w:pPr>
       <w:r>
@@ -1318,7 +1395,7 @@
         <w:ind w:left="346" w:hanging="317"/>
         <w:numPr>
           <w:ilvl w:val="0"/>
-          <w:numId w:val="16"/>
+          <w:numId w:val="32"/>
         </w:numPr>
       </w:pPr>
       <w:r>
@@ -1334,7 +1411,7 @@
         <w:ind w:left="346" w:hanging="317"/>
         <w:numPr>
           <w:ilvl w:val="0"/>
-          <w:numId w:val="16"/>
+          <w:numId w:val="32"/>
         </w:numPr>
       </w:pPr>
       <w:r>
@@ -1342,6 +1419,12 @@
           <w:rFonts w:ascii="BIZ UDPゴシック" w:hAnsi="BIZ UDPゴシック" w:eastAsia="BIZ UDPゴシック"/>
         </w:rPr>
         <w:t>入力内容を確認し、「保存する」を押します。</w:t>
+      </w:r>
+    </w:p>
+    <w:p>
+      <w:pPr/>
+      <w:r>
+        <w:t>保存後に「気になったこと・変化を追加しました。」と表示され、記録が一覧に追加されたことを確認します。</w:t>
       </w:r>
     </w:p>
     <w:p>
@@ -1360,17 +1443,80 @@
     </w:p>
     <w:p>
       <w:pPr>
-        <w:pStyle w:val="Heading1"/>
+        <w:pStyle w:val="Heading2"/>
         <w:pageBreakBefore/>
       </w:pPr>
       <w:r>
-        <w:rPr>
-          <w:rFonts w:ascii="BIZ UDPゴシック" w:hAnsi="BIZ UDPゴシック" w:eastAsia="BIZ UDPゴシック"/>
-        </w:rPr>
-        <w:t>相談シートを開く</w:t>
+        <w:t>保存後に一覧へ追加された記録</w:t>
       </w:r>
     </w:p>
     <w:p>
+      <w:pPr>
+        <w:spacing w:after="80"/>
+      </w:pPr>
+      <w:r>
+        <w:t>保存後に「気になったこと・変化を追加しました。」と表示され、記録が一覧に追加されたことを確認します。</w:t>
+      </w:r>
+    </w:p>
+    <w:p>
+      <w:pPr>
+        <w:jc w:val="center"/>
+      </w:pPr>
+      <w:r/>
+      <w:r>
+        <w:drawing>
+          <wp:inline xmlns:a="http://schemas.openxmlformats.org/drawingml/2006/main" xmlns:pic="http://schemas.openxmlformats.org/drawingml/2006/picture">
+            <wp:extent cx="9052560" cy="1278663"/>
+            <wp:docPr id="38" name="Picture 38"/>
+            <wp:cNvGraphicFramePr>
+              <a:graphicFrameLocks noChangeAspect="1"/>
+            </wp:cNvGraphicFramePr>
+            <a:graphic>
+              <a:graphicData uri="http://schemas.openxmlformats.org/drawingml/2006/picture">
+                <pic:pic>
+                  <pic:nvPicPr>
+                    <pic:cNvPr id="0" name="record-save-result.png"/>
+                    <pic:cNvPicPr/>
+                  </pic:nvPicPr>
+                  <pic:blipFill>
+                    <a:blip r:embed="rId38"/>
+                    <a:stretch>
+                      <a:fillRect/>
+                    </a:stretch>
+                  </pic:blipFill>
+                  <pic:spPr>
+                    <a:xfrm>
+                      <a:off x="0" y="0"/>
+                      <a:ext cx="9052560" cy="1278663"/>
+                    </a:xfrm>
+                    <a:prstGeom prst="rect"/>
+                  </pic:spPr>
+                </pic:pic>
+              </a:graphicData>
+            </a:graphic>
+          </wp:inline>
+        </w:drawing>
+      </w:r>
+    </w:p>
+    <w:p>
+      <w:pPr>
+        <w:jc w:val="center"/>
+      </w:pPr>
+      <w:r>
+        <w:t>図　公開版の保存完了表示と一覧に追加された撮影用記録（2026年9月23日）</w:t>
+      </w:r>
+    </w:p>
+    <w:p>
+      <w:pPr>
+        <w:pStyle w:val="Heading1"/>
+        <w:pageBreakBefore/>
+      </w:pPr>
+      <w:r>
+        <w:t>9. 相談シートを開く</w:t>
+      </w:r>
+    </w:p>
+    <w:p>
+      <w:pPr/>
       <w:r>
         <w:rPr>
           <w:rFonts w:ascii="BIZ UDPゴシック" w:hAnsi="BIZ UDPゴシック" w:eastAsia="BIZ UDPゴシック"/>
@@ -1427,7 +1573,7 @@
         <w:ind w:left="346" w:hanging="317"/>
         <w:numPr>
           <w:ilvl w:val="0"/>
-          <w:numId w:val="17"/>
+          <w:numId w:val="33"/>
         </w:numPr>
       </w:pPr>
       <w:r>
@@ -1443,7 +1589,7 @@
         <w:ind w:left="346" w:hanging="317"/>
         <w:numPr>
           <w:ilvl w:val="0"/>
-          <w:numId w:val="17"/>
+          <w:numId w:val="33"/>
         </w:numPr>
       </w:pPr>
       <w:r>
@@ -1459,7 +1605,7 @@
         <w:ind w:left="346" w:hanging="317"/>
         <w:numPr>
           <w:ilvl w:val="0"/>
-          <w:numId w:val="17"/>
+          <w:numId w:val="33"/>
         </w:numPr>
       </w:pPr>
       <w:r>
@@ -1485,17 +1631,102 @@
     </w:p>
     <w:p>
       <w:pPr>
-        <w:pStyle w:val="Heading1"/>
+        <w:pStyle w:val="Heading2"/>
         <w:pageBreakBefore/>
+      </w:pPr>
+      <w:r>
+        <w:t>保存済みの相談シートを確認する</w:t>
+      </w:r>
+    </w:p>
+    <w:p>
+      <w:pPr>
+        <w:spacing w:after="80"/>
+      </w:pPr>
+      <w:r>
+        <w:t>保存済み相談シートの一覧から対象を選び、内容を表示します。公開版では、保存済みの内容を確認・編集できます。</w:t>
+      </w:r>
+    </w:p>
+    <w:p>
+      <w:pPr>
+        <w:spacing w:after="20"/>
+        <w:jc w:val="center"/>
       </w:pPr>
       <w:r>
         <w:rPr>
           <w:rFonts w:ascii="BIZ UDPゴシック" w:hAnsi="BIZ UDPゴシック" w:eastAsia="BIZ UDPゴシック"/>
         </w:rPr>
-        <w:t>相談シートの下書きを作る</w:t>
+        <w:drawing>
+          <wp:inline xmlns:a="http://schemas.openxmlformats.org/drawingml/2006/main" xmlns:pic="http://schemas.openxmlformats.org/drawingml/2006/picture">
+            <wp:extent cx="8869680" cy="4681220"/>
+            <wp:docPr id="36" name="Picture 36"/>
+            <wp:cNvGraphicFramePr>
+              <a:graphicFrameLocks noChangeAspect="1"/>
+            </wp:cNvGraphicFramePr>
+            <a:graphic>
+              <a:graphicData uri="http://schemas.openxmlformats.org/drawingml/2006/picture">
+                <pic:pic>
+                  <pic:nvPicPr>
+                    <pic:cNvPr id="0" name="image.jpg"/>
+                    <pic:cNvPicPr/>
+                  </pic:nvPicPr>
+                  <pic:blipFill>
+                    <a:blip r:embed="rId33"/>
+                    <a:stretch>
+                      <a:fillRect/>
+                    </a:stretch>
+                  </pic:blipFill>
+                  <pic:spPr>
+                    <a:xfrm>
+                      <a:off x="0" y="0"/>
+                      <a:ext cx="8869680" cy="4681220"/>
+                    </a:xfrm>
+                    <a:prstGeom prst="rect"/>
+                  </pic:spPr>
+                </pic:pic>
+              </a:graphicData>
+            </a:graphic>
+          </wp:inline>
+        </w:drawing>
       </w:r>
     </w:p>
     <w:p>
+      <w:pPr>
+        <w:spacing w:after="40"/>
+        <w:jc w:val="center"/>
+      </w:pPr>
+      <w:r>
+        <w:t>画面の見方：下の画面で、説明した項目や保存結果を確認します。</w:t>
+      </w:r>
+    </w:p>
+    <w:p>
+      <w:pPr>
+        <w:spacing w:after="20"/>
+        <w:ind w:left="317" w:hanging="317"/>
+      </w:pPr>
+      <w:r>
+        <w:t>1. 一覧から確認したい相談シートの「内容を見る・編集」を選びます。</w:t>
+      </w:r>
+    </w:p>
+    <w:p>
+      <w:pPr>
+        <w:spacing w:after="20"/>
+        <w:ind w:left="317" w:hanging="317"/>
+      </w:pPr>
+      <w:r>
+        <w:t>2. 相談日、相談先、装具、相談内容などを確認します。</w:t>
+      </w:r>
+    </w:p>
+    <w:p>
+      <w:pPr>
+        <w:pStyle w:val="Heading1"/>
+        <w:pageBreakBefore/>
+      </w:pPr>
+      <w:r>
+        <w:t>10. 相談シートの下書きを作る</w:t>
+      </w:r>
+    </w:p>
+    <w:p>
+      <w:pPr/>
       <w:r>
         <w:rPr>
           <w:rFonts w:ascii="BIZ UDPゴシック" w:hAnsi="BIZ UDPゴシック" w:eastAsia="BIZ UDPゴシック"/>
@@ -1552,7 +1783,7 @@
         <w:ind w:left="346" w:hanging="317"/>
         <w:numPr>
           <w:ilvl w:val="0"/>
-          <w:numId w:val="18"/>
+          <w:numId w:val="34"/>
         </w:numPr>
       </w:pPr>
       <w:r>
@@ -1568,7 +1799,7 @@
         <w:ind w:left="346" w:hanging="317"/>
         <w:numPr>
           <w:ilvl w:val="0"/>
-          <w:numId w:val="18"/>
+          <w:numId w:val="34"/>
         </w:numPr>
       </w:pPr>
       <w:r>
@@ -1584,7 +1815,7 @@
         <w:ind w:left="346" w:hanging="317"/>
         <w:numPr>
           <w:ilvl w:val="0"/>
-          <w:numId w:val="18"/>
+          <w:numId w:val="34"/>
         </w:numPr>
       </w:pPr>
       <w:r>
@@ -1600,7 +1831,7 @@
         <w:ind w:left="346" w:hanging="317"/>
         <w:numPr>
           <w:ilvl w:val="0"/>
-          <w:numId w:val="18"/>
+          <w:numId w:val="34"/>
         </w:numPr>
       </w:pPr>
       <w:r>
@@ -1630,13 +1861,11 @@
         <w:pageBreakBefore/>
       </w:pPr>
       <w:r>
-        <w:rPr>
-          <w:rFonts w:ascii="BIZ UDPゴシック" w:hAnsi="BIZ UDPゴシック" w:eastAsia="BIZ UDPゴシック"/>
-        </w:rPr>
-        <w:t>内容を確認して確定する</w:t>
+        <w:t>11. 内容を確認して確定する</w:t>
       </w:r>
     </w:p>
     <w:p>
+      <w:pPr/>
       <w:r>
         <w:rPr>
           <w:rFonts w:ascii="BIZ UDPゴシック" w:hAnsi="BIZ UDPゴシック" w:eastAsia="BIZ UDPゴシック"/>
@@ -1693,7 +1922,7 @@
         <w:ind w:left="346" w:hanging="317"/>
         <w:numPr>
           <w:ilvl w:val="0"/>
-          <w:numId w:val="19"/>
+          <w:numId w:val="35"/>
         </w:numPr>
       </w:pPr>
       <w:r>
@@ -1709,7 +1938,7 @@
         <w:ind w:left="346" w:hanging="317"/>
         <w:numPr>
           <w:ilvl w:val="0"/>
-          <w:numId w:val="19"/>
+          <w:numId w:val="35"/>
         </w:numPr>
       </w:pPr>
       <w:r>
@@ -1725,7 +1954,7 @@
         <w:ind w:left="346" w:hanging="317"/>
         <w:numPr>
           <w:ilvl w:val="0"/>
-          <w:numId w:val="19"/>
+          <w:numId w:val="35"/>
         </w:numPr>
       </w:pPr>
       <w:r>
@@ -1741,7 +1970,7 @@
         <w:ind w:left="346" w:hanging="317"/>
         <w:numPr>
           <w:ilvl w:val="0"/>
-          <w:numId w:val="19"/>
+          <w:numId w:val="35"/>
         </w:numPr>
       </w:pPr>
       <w:r>
@@ -1771,13 +2000,11 @@
         <w:pageBreakBefore/>
       </w:pPr>
       <w:r>
-        <w:rPr>
-          <w:rFonts w:ascii="BIZ UDPゴシック" w:hAnsi="BIZ UDPゴシック" w:eastAsia="BIZ UDPゴシック"/>
-        </w:rPr>
-        <w:t>印刷して相談に使う</w:t>
+        <w:t>12. 印刷して相談に使う</w:t>
       </w:r>
     </w:p>
     <w:p>
+      <w:pPr/>
       <w:r>
         <w:rPr>
           <w:rFonts w:ascii="BIZ UDPゴシック" w:hAnsi="BIZ UDPゴシック" w:eastAsia="BIZ UDPゴシック"/>
@@ -1834,7 +2061,7 @@
         <w:ind w:left="346" w:hanging="317"/>
         <w:numPr>
           <w:ilvl w:val="0"/>
-          <w:numId w:val="20"/>
+          <w:numId w:val="36"/>
         </w:numPr>
       </w:pPr>
       <w:r>
@@ -1850,7 +2077,7 @@
         <w:ind w:left="346" w:hanging="317"/>
         <w:numPr>
           <w:ilvl w:val="0"/>
-          <w:numId w:val="20"/>
+          <w:numId w:val="36"/>
         </w:numPr>
       </w:pPr>
       <w:r>
@@ -1866,7 +2093,7 @@
         <w:ind w:left="346" w:hanging="317"/>
         <w:numPr>
           <w:ilvl w:val="0"/>
-          <w:numId w:val="20"/>
+          <w:numId w:val="36"/>
         </w:numPr>
       </w:pPr>
       <w:r>
@@ -1882,7 +2109,7 @@
         <w:ind w:left="346" w:hanging="317"/>
         <w:numPr>
           <w:ilvl w:val="0"/>
-          <w:numId w:val="20"/>
+          <w:numId w:val="36"/>
         </w:numPr>
       </w:pPr>
       <w:r>
@@ -1912,18 +2139,13 @@
         <w:pageBreakBefore/>
       </w:pPr>
       <w:r>
-        <w:rPr>
-          <w:rFonts w:ascii="BIZ UDPゴシック" w:hAnsi="BIZ UDPゴシック" w:eastAsia="BIZ UDPゴシック"/>
-        </w:rPr>
-        <w:t>近くの相談先を探す</w:t>
+        <w:t>13. 近くの相談先を探す</w:t>
       </w:r>
     </w:p>
     <w:p>
+      <w:pPr/>
       <w:r>
-        <w:rPr>
-          <w:rFonts w:ascii="BIZ UDPゴシック" w:hAnsi="BIZ UDPゴシック" w:eastAsia="BIZ UDPゴシック"/>
-        </w:rPr>
-        <w:t>「近くで探す」では、登録施設から選ぶ方法と、Google Mapsで周辺施設を探す方法があります。位置や住所を入力するときは、送信先と内容を確認してください。</w:t>
+        <w:t>「近くで探す」では、登録施設から選ぶ方法と、Google マップで周辺施設を探す方法があります。位置や住所を入力するときは、送信先と内容を確認してください。</w:t>
       </w:r>
     </w:p>
     <w:p>
@@ -1975,7 +2197,7 @@
         <w:ind w:left="346" w:hanging="317"/>
         <w:numPr>
           <w:ilvl w:val="0"/>
-          <w:numId w:val="21"/>
+          <w:numId w:val="37"/>
         </w:numPr>
       </w:pPr>
       <w:r>
@@ -1991,7 +2213,7 @@
         <w:ind w:left="346" w:hanging="317"/>
         <w:numPr>
           <w:ilvl w:val="0"/>
-          <w:numId w:val="21"/>
+          <w:numId w:val="37"/>
         </w:numPr>
       </w:pPr>
       <w:r>
@@ -2007,7 +2229,7 @@
         <w:ind w:left="346" w:hanging="317"/>
         <w:numPr>
           <w:ilvl w:val="0"/>
-          <w:numId w:val="21"/>
+          <w:numId w:val="37"/>
         </w:numPr>
       </w:pPr>
       <w:r>
@@ -2023,7 +2245,7 @@
         <w:ind w:left="346" w:hanging="317"/>
         <w:numPr>
           <w:ilvl w:val="0"/>
-          <w:numId w:val="21"/>
+          <w:numId w:val="37"/>
         </w:numPr>
       </w:pPr>
       <w:r>
@@ -2038,25 +2260,127 @@
         <w:spacing w:before="40" w:after="60"/>
       </w:pPr>
       <w:r>
-        <w:rPr>
-          <w:rFonts w:ascii="BIZ UDPゴシック" w:hAnsi="BIZ UDPゴシック" w:eastAsia="BIZ UDPゴシック"/>
-        </w:rPr>
-        <w:t>ポイント：住所を保存するときや距離を調べるとき、位置の確認に使う住所は国土地理院へ送信されます。Google Mapsを開くと検索語や位置情報がGoogle Mapsへ送られます。</w:t>
+        <w:t>ポイント：住所を保存するときや距離を調べるとき、位置の確認に使う住所は国土地理院へ送信されます。Google マップを開くと検索語や位置情報がGoogle マップへ送られます。</w:t>
       </w:r>
     </w:p>
     <w:p>
       <w:pPr>
-        <w:pStyle w:val="Heading1"/>
+        <w:pStyle w:val="Heading2"/>
         <w:pageBreakBefore/>
+      </w:pPr>
+      <w:r>
+        <w:t>登録施設を条件で探す</w:t>
+      </w:r>
+    </w:p>
+    <w:p>
+      <w:pPr>
+        <w:spacing w:after="80"/>
+      </w:pPr>
+      <w:r>
+        <w:t>Google マップ検索画面から「登録施設から探す」へ切り替えた状態です。保存候補やアプリ内の施設を条件で探します。</w:t>
+      </w:r>
+    </w:p>
+    <w:p>
+      <w:pPr>
+        <w:spacing w:after="20"/>
+        <w:jc w:val="center"/>
       </w:pPr>
       <w:r>
         <w:rPr>
           <w:rFonts w:ascii="BIZ UDPゴシック" w:hAnsi="BIZ UDPゴシック" w:eastAsia="BIZ UDPゴシック"/>
         </w:rPr>
-        <w:t>リンク集を使う</w:t>
+        <w:drawing>
+          <wp:inline xmlns:a="http://schemas.openxmlformats.org/drawingml/2006/main" xmlns:pic="http://schemas.openxmlformats.org/drawingml/2006/picture">
+            <wp:extent cx="8869680" cy="4681220"/>
+            <wp:docPr id="31" name="Picture 31"/>
+            <wp:cNvGraphicFramePr>
+              <a:graphicFrameLocks noChangeAspect="1"/>
+            </wp:cNvGraphicFramePr>
+            <a:graphic>
+              <a:graphicData uri="http://schemas.openxmlformats.org/drawingml/2006/picture">
+                <pic:pic>
+                  <pic:nvPicPr>
+                    <pic:cNvPr id="0" name="image.jpg"/>
+                    <pic:cNvPicPr/>
+                  </pic:nvPicPr>
+                  <pic:blipFill>
+                    <a:blip r:embed="rId28"/>
+                    <a:stretch>
+                      <a:fillRect/>
+                    </a:stretch>
+                  </pic:blipFill>
+                  <pic:spPr>
+                    <a:xfrm>
+                      <a:off x="0" y="0"/>
+                      <a:ext cx="8869680" cy="4681220"/>
+                    </a:xfrm>
+                    <a:prstGeom prst="rect"/>
+                  </pic:spPr>
+                </pic:pic>
+              </a:graphicData>
+            </a:graphic>
+          </wp:inline>
+        </w:drawing>
       </w:r>
     </w:p>
     <w:p>
+      <w:pPr>
+        <w:spacing w:after="40"/>
+        <w:jc w:val="center"/>
+      </w:pPr>
+      <w:r>
+        <w:t>画面の見方：下の画面で、説明した項目や保存結果を確認します。</w:t>
+      </w:r>
+    </w:p>
+    <w:p>
+      <w:pPr>
+        <w:spacing w:after="20"/>
+        <w:ind w:left="317" w:hanging="317"/>
+      </w:pPr>
+      <w:r>
+        <w:rPr>
+          <w:rFonts w:ascii="BIZ UDPゴシック" w:hAnsi="BIZ UDPゴシック" w:eastAsia="BIZ UDPゴシック"/>
+        </w:rPr>
+        <w:t>1. 「登録施設から探す」タブを選びます。</w:t>
+      </w:r>
+    </w:p>
+    <w:p>
+      <w:pPr>
+        <w:spacing w:after="20"/>
+        <w:ind w:left="317" w:hanging="317"/>
+      </w:pPr>
+      <w:r>
+        <w:rPr>
+          <w:rFonts w:ascii="BIZ UDPゴシック" w:hAnsi="BIZ UDPゴシック" w:eastAsia="BIZ UDPゴシック"/>
+        </w:rPr>
+        <w:t>2. 出発地、検索目的、範囲を選び「直線距離を調べる」を実行します。</w:t>
+      </w:r>
+    </w:p>
+    <w:p>
+      <w:pPr>
+        <w:spacing w:after="40"/>
+      </w:pPr>
+      <w:r>
+        <w:rPr>
+          <w:rFonts w:ascii="BIZ UDPゴシック" w:hAnsi="BIZ UDPゴシック" w:eastAsia="BIZ UDPゴシック"/>
+          <w:i/>
+          <w:color w:val="53695E"/>
+          <w:sz w:val="17"/>
+        </w:rPr>
+        <w:t>ポイント：距離は直線距離です。受診・相談への対応や予約の要否は施設へ確認してください。</w:t>
+      </w:r>
+    </w:p>
+    <w:p>
+      <w:pPr>
+        <w:pStyle w:val="Heading1"/>
+        <w:pageBreakBefore/>
+      </w:pPr>
+      <w:r>
+        <w:t>14. リンク集を使う</w:t>
+      </w:r>
+    </w:p>
+    <w:p>
+      <w:pPr/>
       <w:r>
         <w:rPr>
           <w:rFonts w:ascii="BIZ UDPゴシック" w:hAnsi="BIZ UDPゴシック" w:eastAsia="BIZ UDPゴシック"/>
@@ -2113,7 +2437,7 @@
         <w:ind w:left="346" w:hanging="317"/>
         <w:numPr>
           <w:ilvl w:val="0"/>
-          <w:numId w:val="22"/>
+          <w:numId w:val="38"/>
         </w:numPr>
       </w:pPr>
       <w:r>
@@ -2129,7 +2453,7 @@
         <w:ind w:left="346" w:hanging="317"/>
         <w:numPr>
           <w:ilvl w:val="0"/>
-          <w:numId w:val="22"/>
+          <w:numId w:val="38"/>
         </w:numPr>
       </w:pPr>
       <w:r>
@@ -2145,7 +2469,7 @@
         <w:ind w:left="346" w:hanging="317"/>
         <w:numPr>
           <w:ilvl w:val="0"/>
-          <w:numId w:val="22"/>
+          <w:numId w:val="38"/>
         </w:numPr>
       </w:pPr>
       <w:r>
@@ -2161,7 +2485,7 @@
         <w:ind w:left="346" w:hanging="317"/>
         <w:numPr>
           <w:ilvl w:val="0"/>
-          <w:numId w:val="22"/>
+          <w:numId w:val="38"/>
         </w:numPr>
       </w:pPr>
       <w:r>
@@ -2187,17 +2511,111 @@
     </w:p>
     <w:p>
       <w:pPr>
-        <w:pStyle w:val="Heading1"/>
+        <w:pStyle w:val="Heading2"/>
         <w:pageBreakBefore/>
+      </w:pPr>
+      <w:r>
+        <w:t>自分で登録したリンクを確認する</w:t>
+      </w:r>
+    </w:p>
+    <w:p>
+      <w:pPr>
+        <w:spacing w:after="80"/>
       </w:pPr>
       <w:r>
         <w:rPr>
           <w:rFonts w:ascii="BIZ UDPゴシック" w:hAnsi="BIZ UDPゴシック" w:eastAsia="BIZ UDPゴシック"/>
         </w:rPr>
-        <w:t>設定とバックアップ</w:t>
+        <w:t>自分で保存したリンクを確認する画面です。固定リンクとはタブで切り替わります。</w:t>
       </w:r>
     </w:p>
     <w:p>
+      <w:pPr>
+        <w:spacing w:after="20"/>
+        <w:jc w:val="center"/>
+      </w:pPr>
+      <w:r>
+        <w:rPr>
+          <w:rFonts w:ascii="BIZ UDPゴシック" w:hAnsi="BIZ UDPゴシック" w:eastAsia="BIZ UDPゴシック"/>
+        </w:rPr>
+        <w:drawing>
+          <wp:inline xmlns:a="http://schemas.openxmlformats.org/drawingml/2006/main" xmlns:pic="http://schemas.openxmlformats.org/drawingml/2006/picture">
+            <wp:extent cx="8869680" cy="4681220"/>
+            <wp:docPr id="32" name="Picture 32"/>
+            <wp:cNvGraphicFramePr>
+              <a:graphicFrameLocks noChangeAspect="1"/>
+            </wp:cNvGraphicFramePr>
+            <a:graphic>
+              <a:graphicData uri="http://schemas.openxmlformats.org/drawingml/2006/picture">
+                <pic:pic>
+                  <pic:nvPicPr>
+                    <pic:cNvPr id="0" name="image.jpg"/>
+                    <pic:cNvPicPr/>
+                  </pic:nvPicPr>
+                  <pic:blipFill>
+                    <a:blip r:embed="rId29"/>
+                    <a:stretch>
+                      <a:fillRect/>
+                    </a:stretch>
+                  </pic:blipFill>
+                  <pic:spPr>
+                    <a:xfrm>
+                      <a:off x="0" y="0"/>
+                      <a:ext cx="8869680" cy="4681220"/>
+                    </a:xfrm>
+                    <a:prstGeom prst="rect"/>
+                  </pic:spPr>
+                </pic:pic>
+              </a:graphicData>
+            </a:graphic>
+          </wp:inline>
+        </w:drawing>
+      </w:r>
+    </w:p>
+    <w:p>
+      <w:pPr>
+        <w:spacing w:after="40"/>
+        <w:jc w:val="center"/>
+      </w:pPr>
+      <w:r>
+        <w:t>画面の見方：下の画面で、説明した項目や保存結果を確認します。</w:t>
+      </w:r>
+    </w:p>
+    <w:p>
+      <w:pPr>
+        <w:spacing w:after="20"/>
+        <w:ind w:left="317" w:hanging="317"/>
+      </w:pPr>
+      <w:r>
+        <w:rPr>
+          <w:rFonts w:ascii="BIZ UDPゴシック" w:hAnsi="BIZ UDPゴシック" w:eastAsia="BIZ UDPゴシック"/>
+        </w:rPr>
+        <w:t>1. 「自分で追加したリンク」を選びます。</w:t>
+      </w:r>
+    </w:p>
+    <w:p>
+      <w:pPr>
+        <w:spacing w:after="20"/>
+        <w:ind w:left="317" w:hanging="317"/>
+      </w:pPr>
+      <w:r>
+        <w:rPr>
+          <w:rFonts w:ascii="BIZ UDPゴシック" w:hAnsi="BIZ UDPゴシック" w:eastAsia="BIZ UDPゴシック"/>
+        </w:rPr>
+        <w:t>2. 登録済みの名称・説明を確認してリンクを開きます。</w:t>
+      </w:r>
+    </w:p>
+    <w:p>
+      <w:pPr>
+        <w:pStyle w:val="Heading1"/>
+        <w:pageBreakBefore/>
+      </w:pPr>
+      <w:r>
+        <w:t>15. 設定とバックアップ</w:t>
+      </w:r>
+    </w:p>
+    <w:p>
+      <w:pPr/>
       <w:r>
         <w:rPr>
           <w:rFonts w:ascii="BIZ UDPゴシック" w:hAnsi="BIZ UDPゴシック" w:eastAsia="BIZ UDPゴシック"/>
@@ -2254,7 +2672,7 @@
         <w:ind w:left="346" w:hanging="317"/>
         <w:numPr>
           <w:ilvl w:val="0"/>
-          <w:numId w:val="23"/>
+          <w:numId w:val="39"/>
         </w:numPr>
       </w:pPr>
       <w:r>
@@ -2270,7 +2688,7 @@
         <w:ind w:left="346" w:hanging="317"/>
         <w:numPr>
           <w:ilvl w:val="0"/>
-          <w:numId w:val="23"/>
+          <w:numId w:val="39"/>
         </w:numPr>
       </w:pPr>
       <w:r>
@@ -2286,7 +2704,7 @@
         <w:ind w:left="346" w:hanging="317"/>
         <w:numPr>
           <w:ilvl w:val="0"/>
-          <w:numId w:val="23"/>
+          <w:numId w:val="39"/>
         </w:numPr>
       </w:pPr>
       <w:r>
@@ -2302,7 +2720,7 @@
         <w:ind w:left="346" w:hanging="317"/>
         <w:numPr>
           <w:ilvl w:val="0"/>
-          <w:numId w:val="23"/>
+          <w:numId w:val="39"/>
         </w:numPr>
       </w:pPr>
       <w:r>
@@ -2328,17 +2746,221 @@
     </w:p>
     <w:p>
       <w:pPr>
-        <w:pStyle w:val="Heading1"/>
+        <w:pStyle w:val="Heading2"/>
         <w:pageBreakBefore/>
+      </w:pPr>
+      <w:r>
+        <w:t>表示名や文字の大きさを設定する</w:t>
+      </w:r>
+    </w:p>
+    <w:p>
+      <w:pPr>
+        <w:spacing w:after="80"/>
       </w:pPr>
       <w:r>
         <w:rPr>
           <w:rFonts w:ascii="BIZ UDPゴシック" w:hAnsi="BIZ UDPゴシック" w:eastAsia="BIZ UDPゴシック"/>
         </w:rPr>
-        <w:t>スマートフォンで使う</w:t>
+        <w:t>表示名や文字の大きさなどを設定します。変更した場合は画面の保存ボタンを押してください。</w:t>
       </w:r>
     </w:p>
     <w:p>
+      <w:pPr>
+        <w:spacing w:after="20"/>
+        <w:jc w:val="center"/>
+      </w:pPr>
+      <w:r>
+        <w:rPr>
+          <w:rFonts w:ascii="BIZ UDPゴシック" w:hAnsi="BIZ UDPゴシック" w:eastAsia="BIZ UDPゴシック"/>
+        </w:rPr>
+        <w:drawing>
+          <wp:inline xmlns:a="http://schemas.openxmlformats.org/drawingml/2006/main" xmlns:pic="http://schemas.openxmlformats.org/drawingml/2006/picture">
+            <wp:extent cx="8869680" cy="4681220"/>
+            <wp:docPr id="34" name="Picture 34"/>
+            <wp:cNvGraphicFramePr>
+              <a:graphicFrameLocks noChangeAspect="1"/>
+            </wp:cNvGraphicFramePr>
+            <a:graphic>
+              <a:graphicData uri="http://schemas.openxmlformats.org/drawingml/2006/picture">
+                <pic:pic>
+                  <pic:nvPicPr>
+                    <pic:cNvPr id="0" name="image.jpg"/>
+                    <pic:cNvPicPr/>
+                  </pic:nvPicPr>
+                  <pic:blipFill>
+                    <a:blip r:embed="rId31"/>
+                    <a:stretch>
+                      <a:fillRect/>
+                    </a:stretch>
+                  </pic:blipFill>
+                  <pic:spPr>
+                    <a:xfrm>
+                      <a:off x="0" y="0"/>
+                      <a:ext cx="8869680" cy="4681220"/>
+                    </a:xfrm>
+                    <a:prstGeom prst="rect"/>
+                  </pic:spPr>
+                </pic:pic>
+              </a:graphicData>
+            </a:graphic>
+          </wp:inline>
+        </w:drawing>
+      </w:r>
+    </w:p>
+    <w:p>
+      <w:pPr>
+        <w:spacing w:after="40"/>
+        <w:jc w:val="center"/>
+      </w:pPr>
+      <w:r>
+        <w:t>画面の見方：下の画面で、説明した項目や保存結果を確認します。</w:t>
+      </w:r>
+    </w:p>
+    <w:p>
+      <w:pPr>
+        <w:spacing w:after="20"/>
+        <w:ind w:left="317" w:hanging="317"/>
+      </w:pPr>
+      <w:r>
+        <w:rPr>
+          <w:rFonts w:ascii="BIZ UDPゴシック" w:hAnsi="BIZ UDPゴシック" w:eastAsia="BIZ UDPゴシック"/>
+        </w:rPr>
+        <w:t>1. 「設定」を開きます。</w:t>
+      </w:r>
+    </w:p>
+    <w:p>
+      <w:pPr>
+        <w:spacing w:after="20"/>
+        <w:ind w:left="317" w:hanging="317"/>
+      </w:pPr>
+      <w:r>
+        <w:rPr>
+          <w:rFonts w:ascii="BIZ UDPゴシック" w:hAnsi="BIZ UDPゴシック" w:eastAsia="BIZ UDPゴシック"/>
+        </w:rPr>
+        <w:t>2. 変更する項目を入力し、保存します。</w:t>
+      </w:r>
+    </w:p>
+    <w:p>
+      <w:pPr>
+        <w:pStyle w:val="Heading2"/>
+        <w:pageBreakBefore/>
+      </w:pPr>
+      <w:r>
+        <w:t>バックアップファイルを選んで復元する</w:t>
+      </w:r>
+    </w:p>
+    <w:p>
+      <w:pPr>
+        <w:spacing w:after="80"/>
+      </w:pPr>
+      <w:r>
+        <w:rPr>
+          <w:rFonts w:ascii="BIZ UDPゴシック" w:hAnsi="BIZ UDPゴシック" w:eastAsia="BIZ UDPゴシック"/>
+        </w:rPr>
+        <w:t>バックアップファイルを選んだ後に表示される確認画面です。復元前に対象と内容を確認してください。</w:t>
+      </w:r>
+    </w:p>
+    <w:p>
+      <w:pPr>
+        <w:spacing w:after="20"/>
+        <w:jc w:val="center"/>
+      </w:pPr>
+      <w:r>
+        <w:rPr>
+          <w:rFonts w:ascii="BIZ UDPゴシック" w:hAnsi="BIZ UDPゴシック" w:eastAsia="BIZ UDPゴシック"/>
+        </w:rPr>
+        <w:drawing>
+          <wp:inline xmlns:a="http://schemas.openxmlformats.org/drawingml/2006/main" xmlns:pic="http://schemas.openxmlformats.org/drawingml/2006/picture">
+            <wp:extent cx="8869680" cy="4681220"/>
+            <wp:docPr id="35" name="Picture 35"/>
+            <wp:cNvGraphicFramePr>
+              <a:graphicFrameLocks noChangeAspect="1"/>
+            </wp:cNvGraphicFramePr>
+            <a:graphic>
+              <a:graphicData uri="http://schemas.openxmlformats.org/drawingml/2006/picture">
+                <pic:pic>
+                  <pic:nvPicPr>
+                    <pic:cNvPr id="0" name="image.jpg"/>
+                    <pic:cNvPicPr/>
+                  </pic:nvPicPr>
+                  <pic:blipFill>
+                    <a:blip r:embed="rId32"/>
+                    <a:stretch>
+                      <a:fillRect/>
+                    </a:stretch>
+                  </pic:blipFill>
+                  <pic:spPr>
+                    <a:xfrm>
+                      <a:off x="0" y="0"/>
+                      <a:ext cx="8869680" cy="4681220"/>
+                    </a:xfrm>
+                    <a:prstGeom prst="rect"/>
+                  </pic:spPr>
+                </pic:pic>
+              </a:graphicData>
+            </a:graphic>
+          </wp:inline>
+        </w:drawing>
+      </w:r>
+    </w:p>
+    <w:p>
+      <w:pPr>
+        <w:spacing w:after="40"/>
+        <w:jc w:val="center"/>
+      </w:pPr>
+      <w:r>
+        <w:t>画面の見方：下の画面で、説明した項目や保存結果を確認します。</w:t>
+      </w:r>
+    </w:p>
+    <w:p>
+      <w:pPr>
+        <w:spacing w:after="20"/>
+        <w:ind w:left="317" w:hanging="317"/>
+      </w:pPr>
+      <w:r>
+        <w:rPr>
+          <w:rFonts w:ascii="BIZ UDPゴシック" w:hAnsi="BIZ UDPゴシック" w:eastAsia="BIZ UDPゴシック"/>
+        </w:rPr>
+        <w:t>1. 「バックアップファイルを選ぶ」からファイルを指定します。</w:t>
+      </w:r>
+    </w:p>
+    <w:p>
+      <w:pPr>
+        <w:spacing w:after="20"/>
+        <w:ind w:left="317" w:hanging="317"/>
+      </w:pPr>
+      <w:r>
+        <w:rPr>
+          <w:rFonts w:ascii="BIZ UDPゴシック" w:hAnsi="BIZ UDPゴシック" w:eastAsia="BIZ UDPゴシック"/>
+        </w:rPr>
+        <w:t>2. 内容を確認し、「このバックアップを復元する」を選びます。</w:t>
+      </w:r>
+    </w:p>
+    <w:p>
+      <w:pPr>
+        <w:spacing w:after="40"/>
+      </w:pPr>
+      <w:r>
+        <w:rPr>
+          <w:rFonts w:ascii="BIZ UDPゴシック" w:hAnsi="BIZ UDPゴシック" w:eastAsia="BIZ UDPゴシック"/>
+          <w:i/>
+          <w:color w:val="53695E"/>
+          <w:sz w:val="17"/>
+        </w:rPr>
+        <w:t>ポイント：復元は既存データへ追加し、本人設定はバックアップの内容を反映します。実データを戻す前に、バックアップファイルが正しいことを確認してください。</w:t>
+      </w:r>
+    </w:p>
+    <w:p>
+      <w:pPr>
+        <w:pStyle w:val="Heading1"/>
+        <w:pageBreakBefore/>
+      </w:pPr>
+      <w:r>
+        <w:t>16. スマートフォンで使う</w:t>
+      </w:r>
+    </w:p>
+    <w:p>
+      <w:pPr/>
       <w:r>
         <w:rPr>
           <w:rFonts w:ascii="BIZ UDPゴシック" w:hAnsi="BIZ UDPゴシック" w:eastAsia="BIZ UDPゴシック"/>
@@ -2395,7 +3017,7 @@
         <w:ind w:left="346" w:hanging="317"/>
         <w:numPr>
           <w:ilvl w:val="0"/>
-          <w:numId w:val="24"/>
+          <w:numId w:val="40"/>
         </w:numPr>
       </w:pPr>
       <w:r>
@@ -2411,7 +3033,7 @@
         <w:ind w:left="346" w:hanging="317"/>
         <w:numPr>
           <w:ilvl w:val="0"/>
-          <w:numId w:val="24"/>
+          <w:numId w:val="40"/>
         </w:numPr>
       </w:pPr>
       <w:r>
@@ -2427,7 +3049,7 @@
         <w:ind w:left="346" w:hanging="317"/>
         <w:numPr>
           <w:ilvl w:val="0"/>
-          <w:numId w:val="24"/>
+          <w:numId w:val="40"/>
         </w:numPr>
       </w:pPr>
       <w:r>
@@ -2442,28 +3064,90 @@
         <w:spacing w:before="40" w:after="60"/>
       </w:pPr>
       <w:r>
-        <w:rPr>
-          <w:rFonts w:ascii="BIZ UDPゴシック" w:hAnsi="BIZ UDPゴシック" w:eastAsia="BIZ UDPゴシック"/>
-          <w:i/>
-          <w:color w:val="53695E"/>
-          <w:sz w:val="17"/>
-        </w:rPr>
-        <w:t>ポイント：画面例は幅390pxのブラウザー表示です。iOS・Android実機での表示やPWAインストール操作は別途ご確認ください。</w:t>
+        <w:t>ポイント：画面例は幅390pxのブラウザー表示です。iOS・Android実機での表示やホーム画面へのアプリ追加操作は別途ご確認ください。</w:t>
       </w:r>
     </w:p>
     <w:p>
       <w:pPr>
-        <w:pStyle w:val="Heading1"/>
+        <w:pStyle w:val="Heading2"/>
         <w:pageBreakBefore/>
+      </w:pPr>
+      <w:r>
+        <w:t>スマートフォンで記録一覧を確認する</w:t>
+      </w:r>
+    </w:p>
+    <w:p>
+      <w:pPr>
+        <w:spacing w:after="80"/>
       </w:pPr>
       <w:r>
         <w:rPr>
           <w:rFonts w:ascii="BIZ UDPゴシック" w:hAnsi="BIZ UDPゴシック" w:eastAsia="BIZ UDPゴシック"/>
         </w:rPr>
-        <w:t>スマートフォンで相談シートを作る</w:t>
+        <w:t>幅390pxで表示した相談したいことの画面です。下部メニューから画面を切り替え、上下にスクロールして確認します。</w:t>
       </w:r>
     </w:p>
     <w:p>
+      <w:pPr>
+        <w:jc w:val="center"/>
+      </w:pPr>
+      <w:r>
+        <w:rPr>
+          <w:rFonts w:ascii="BIZ UDPゴシック" w:hAnsi="BIZ UDPゴシック" w:eastAsia="BIZ UDPゴシック"/>
+        </w:rPr>
+        <w:drawing>
+          <wp:inline xmlns:a="http://schemas.openxmlformats.org/drawingml/2006/main" xmlns:pic="http://schemas.openxmlformats.org/drawingml/2006/picture">
+            <wp:extent cx="2560320" cy="5540795"/>
+            <wp:docPr id="37" name="Picture 37"/>
+            <wp:cNvGraphicFramePr>
+              <a:graphicFrameLocks noChangeAspect="1"/>
+            </wp:cNvGraphicFramePr>
+            <a:graphic>
+              <a:graphicData uri="http://schemas.openxmlformats.org/drawingml/2006/picture">
+                <pic:pic>
+                  <pic:nvPicPr>
+                    <pic:cNvPr id="0" name="image.jpg"/>
+                    <pic:cNvPicPr/>
+                  </pic:nvPicPr>
+                  <pic:blipFill>
+                    <a:blip r:embed="rId35"/>
+                    <a:stretch>
+                      <a:fillRect/>
+                    </a:stretch>
+                  </pic:blipFill>
+                  <pic:spPr>
+                    <a:xfrm>
+                      <a:off x="0" y="0"/>
+                      <a:ext cx="2560320" cy="5540795"/>
+                    </a:xfrm>
+                    <a:prstGeom prst="rect"/>
+                  </pic:spPr>
+                </pic:pic>
+              </a:graphicData>
+            </a:graphic>
+          </wp:inline>
+        </w:drawing>
+      </w:r>
+    </w:p>
+    <w:p>
+      <w:pPr>
+        <w:jc w:val="center"/>
+      </w:pPr>
+      <w:r>
+        <w:t>画面の見方：下の画面で、説明した項目や保存結果を確認します。</w:t>
+      </w:r>
+    </w:p>
+    <w:p>
+      <w:pPr>
+        <w:pStyle w:val="Heading1"/>
+        <w:pageBreakBefore/>
+      </w:pPr>
+      <w:r>
+        <w:t>17. スマートフォンで相談シートを作る</w:t>
+      </w:r>
+    </w:p>
+    <w:p>
+      <w:pPr/>
       <w:r>
         <w:rPr>
           <w:rFonts w:ascii="BIZ UDPゴシック" w:hAnsi="BIZ UDPゴシック" w:eastAsia="BIZ UDPゴシック"/>
@@ -2520,7 +3204,7 @@
         <w:ind w:left="346" w:hanging="317"/>
         <w:numPr>
           <w:ilvl w:val="0"/>
-          <w:numId w:val="25"/>
+          <w:numId w:val="41"/>
         </w:numPr>
       </w:pPr>
       <w:r>
@@ -2536,7 +3220,7 @@
         <w:ind w:left="346" w:hanging="317"/>
         <w:numPr>
           <w:ilvl w:val="0"/>
-          <w:numId w:val="25"/>
+          <w:numId w:val="41"/>
         </w:numPr>
       </w:pPr>
       <w:r>
@@ -2552,7 +3236,7 @@
         <w:ind w:left="346" w:hanging="317"/>
         <w:numPr>
           <w:ilvl w:val="0"/>
-          <w:numId w:val="25"/>
+          <w:numId w:val="41"/>
         </w:numPr>
       </w:pPr>
       <w:r>
@@ -2568,7 +3252,7 @@
         <w:ind w:left="346" w:hanging="317"/>
         <w:numPr>
           <w:ilvl w:val="0"/>
-          <w:numId w:val="25"/>
+          <w:numId w:val="41"/>
         </w:numPr>
       </w:pPr>
       <w:r>
@@ -2598,18 +3282,13 @@
         <w:pageBreakBefore/>
       </w:pPr>
       <w:r>
-        <w:rPr>
-          <w:rFonts w:ascii="BIZ UDPゴシック" w:hAnsi="BIZ UDPゴシック" w:eastAsia="BIZ UDPゴシック"/>
-        </w:rPr>
-        <w:t>テストで確認した範囲</w:t>
+        <w:t>18. テストで確認した範囲</w:t>
       </w:r>
     </w:p>
     <w:p>
+      <w:pPr/>
       <w:r>
-        <w:rPr>
-          <w:rFonts w:ascii="BIZ UDPゴシック" w:hAnsi="BIZ UDPゴシック" w:eastAsia="BIZ UDPゴシック"/>
-        </w:rPr>
-        <w:t>2026年9月22日に、ローカルの現行ビルドをChromiumとPlaywrightで操作しました。アプリへの通信はテスト用の架空APIデータで置き換え、実アカウントや本番データは使用していません。</w:t>
+        <w:t>2026年9月22日に、確認用パソコン上で動かした現行版をウェブブラウザー（Chromium）と画面操作の自動確認ツール（Playwright）で操作しました。アプリへの通信はテスト用の架空アプリとの通信データで置き換え、実アカウントや本番データは使用していません。</w:t>
       </w:r>
     </w:p>
     <w:tbl>
@@ -3028,11 +3707,9 @@
       </w:r>
     </w:p>
     <w:p>
+      <w:pPr/>
       <w:r>
-        <w:rPr>
-          <w:rFonts w:ascii="BIZ UDPゴシック" w:hAnsi="BIZ UDPゴシック" w:eastAsia="BIZ UDPゴシック"/>
-        </w:rPr>
-        <w:t>実アカウント、本番Supabaseへの保存、実際の住所・GPS検索、第三者サイトの稼働、iOS・Android実機、PWAインストール、実プリンターでの出力は確認していません。バックアップ／復元の結果は隔離したテストデータに限られます。</w:t>
+        <w:t>実アカウント、本番環境のデータベースへの保存、実際の住所・現在地情報（GPS）検索、第三者サイトの稼働、iOS・Android実機、ホーム画面へのアプリ追加、実プリンターでの出力は確認していません。バックアップ／復元の結果は隔離したテストデータに限られます。</w:t>
       </w:r>
     </w:p>
     <w:p>
@@ -3255,10 +3932,7 @@
         <w:pageBreakBefore/>
       </w:pPr>
       <w:r>
-        <w:rPr>
-          <w:rFonts w:ascii="BIZ UDPゴシック" w:hAnsi="BIZ UDPゴシック" w:eastAsia="BIZ UDPゴシック"/>
-        </w:rPr>
-        <w:t>画面網羅表</w:t>
+        <w:t>19. 画面網羅表</w:t>
       </w:r>
     </w:p>
     <w:p>
@@ -4609,10 +5283,13 @@
         <w:pageBreakBefore/>
       </w:pPr>
       <w:r>
-        <w:rPr>
-          <w:rFonts w:ascii="BIZ UDPゴシック" w:hAnsi="BIZ UDPゴシック" w:eastAsia="BIZ UDPゴシック"/>
-        </w:rPr>
-        <w:t>操作テストの記録</w:t>
+        <w:t>20. 操作テストの記録</w:t>
+      </w:r>
+    </w:p>
+    <w:p>
+      <w:pPr/>
+      <w:r>
+        <w:t>公開版での確認：2026年9月23日にログイン後の各画面を読み取り確認しました。さらに、症状や不具合の申告ではないことを明記した撮影用の架空記録を1件保存し、「気になったこと・変化を追加しました。」の表示と、一覧に追加された記録を確認しました。</w:t>
       </w:r>
     </w:p>
     <w:p>
@@ -4631,10 +5308,7 @@
         <w:spacing w:after="100"/>
       </w:pPr>
       <w:r>
-        <w:rPr>
-          <w:rFonts w:ascii="BIZ UDPゴシック" w:hAnsi="BIZ UDPゴシック" w:eastAsia="BIZ UDPゴシック"/>
-        </w:rPr>
-        <w:t>実行環境：Windows上のChromium、Playwright、デスクトップ表示1440×1000px、スマートフォン相当表示390×844px。</w:t>
+        <w:t>実行環境：Windows上のウェブブラウザー（Chromium）、画面操作の自動確認ツール（Playwright）、デスクトップ表示幅1440×高さ1000ピクセル、スマートフォン相当表示幅390×高さ844ピクセル。</w:t>
       </w:r>
     </w:p>
     <w:p>
@@ -4642,10 +5316,7 @@
         <w:spacing w:after="100"/>
       </w:pPr>
       <w:r>
-        <w:rPr>
-          <w:rFonts w:ascii="BIZ UDPゴシック" w:hAnsi="BIZ UDPゴシック" w:eastAsia="BIZ UDPゴシック"/>
-        </w:rPr>
-        <w:t>テスト方法：Playwrightでログイン、画面遷移、相談したいことの入力・保存・一覧表示、相談シートの下書き・プレビュー・印刷呼び出し、装具一覧、リンク、施設検索、設定、バックアップ／復元を操作し、各状態でスクリーンショットを取得しました。</w:t>
+        <w:t>テスト方法：画面操作の自動確認ツール（Playwright）でログイン、画面遷移、相談したいことの入力・保存・一覧表示、相談シートの下書き・プレビュー・印刷呼び出し、装具一覧、リンク、施設検索、設定、バックアップ／復元を操作し、各状態でスクリーンショットを取得しました。</w:t>
       </w:r>
     </w:p>
     <w:p>
@@ -4664,10 +5335,7 @@
         <w:spacing w:after="100"/>
       </w:pPr>
       <w:r>
-        <w:rPr>
-          <w:rFonts w:ascii="BIZ UDPゴシック" w:hAnsi="BIZ UDPゴシック" w:eastAsia="BIZ UDPゴシック"/>
-        </w:rPr>
-        <w:t>判定：画面遷移、表示、幅390pxの横はみ出しなし、相談プレビュー、バックアップ／復元のテストが合格。操作中のページエラーおよびHTTP 400以上の応答は検出されませんでした。</w:t>
+        <w:t>判定：画面遷移、表示、幅390pxの横はみ出しなし、相談プレビュー、バックアップ／復元のテストが合格。操作中のページエラーおよび通信エラー（HTTP 400以上）は検出されませんでした。</w:t>
       </w:r>
     </w:p>
     <w:p>
@@ -4675,934 +5343,7 @@
         <w:spacing w:after="100"/>
       </w:pPr>
       <w:r>
-        <w:rPr>
-          <w:rFonts w:ascii="BIZ UDPゴシック" w:hAnsi="BIZ UDPゴシック" w:eastAsia="BIZ UDPゴシック"/>
-        </w:rPr>
-        <w:t>制限：本番DBへの適用・保存、実利用者アカウント、実際のGPS、外部の施設検索結果、スマートフォン実機、PWAインストール、物理プリンターは未検証です。</w:t>
-      </w:r>
-    </w:p>
-    <w:p>
-      <w:pPr>
-        <w:pStyle w:val="Heading1"/>
-        <w:pageBreakBefore/>
-      </w:pPr>
-      <w:r>
-        <w:rPr>
-          <w:rFonts w:ascii="BIZ UDPゴシック" w:hAnsi="BIZ UDPゴシック" w:eastAsia="BIZ UDPゴシック"/>
-        </w:rPr>
-        <w:t>画面例：気になったことを保存した後</w:t>
-      </w:r>
-    </w:p>
-    <w:p>
-      <w:pPr>
-        <w:spacing w:after="80"/>
-      </w:pPr>
-      <w:r>
-        <w:rPr>
-          <w:rFonts w:ascii="BIZ UDPゴシック" w:hAnsi="BIZ UDPゴシック" w:eastAsia="BIZ UDPゴシック"/>
-        </w:rPr>
-        <w:t>テスト用の記録を保存し、「気になったこと・変化を追加しました。」の表示と、一覧に追加された記録を確認しました。</w:t>
-      </w:r>
-    </w:p>
-    <w:p>
-      <w:pPr>
-        <w:jc w:val="center"/>
-      </w:pPr>
-      <w:r>
-        <w:rPr>
-          <w:rFonts w:ascii="BIZ UDPゴシック" w:hAnsi="BIZ UDPゴシック" w:eastAsia="BIZ UDPゴシック"/>
-        </w:rPr>
-        <w:drawing>
-          <wp:inline xmlns:a="http://schemas.openxmlformats.org/drawingml/2006/main" xmlns:pic="http://schemas.openxmlformats.org/drawingml/2006/picture">
-            <wp:extent cx="9052560" cy="4777740"/>
-            <wp:docPr id="29" name="Picture 29"/>
-            <wp:cNvGraphicFramePr>
-              <a:graphicFrameLocks noChangeAspect="1"/>
-            </wp:cNvGraphicFramePr>
-            <a:graphic>
-              <a:graphicData uri="http://schemas.openxmlformats.org/drawingml/2006/picture">
-                <pic:pic>
-                  <pic:nvPicPr>
-                    <pic:cNvPr id="0" name="26_needs_saved.jpg"/>
-                    <pic:cNvPicPr/>
-                  </pic:nvPicPr>
-                  <pic:blipFill>
-                    <a:blip r:embed="rId37"/>
-                    <a:stretch>
-                      <a:fillRect/>
-                    </a:stretch>
-                  </pic:blipFill>
-                  <pic:spPr>
-                    <a:xfrm>
-                      <a:off x="0" y="0"/>
-                      <a:ext cx="9052560" cy="4777740"/>
-                    </a:xfrm>
-                    <a:prstGeom prst="rect"/>
-                  </pic:spPr>
-                </pic:pic>
-              </a:graphicData>
-            </a:graphic>
-          </wp:inline>
-        </w:drawing>
-      </w:r>
-    </w:p>
-    <w:p>
-      <w:pPr>
-        <w:jc w:val="center"/>
-      </w:pPr>
-      <w:r>
-        <w:rPr>
-          <w:rFonts w:ascii="BIZ UDPゴシック" w:hAnsi="BIZ UDPゴシック" w:eastAsia="BIZ UDPゴシック"/>
-          <w:color w:val="64736C"/>
-          <w:sz w:val="16"/>
-        </w:rPr>
-        <w:t>相談したいこと｜保存後の一覧（Playwright／架空データ）</w:t>
-      </w:r>
-    </w:p>
-    <w:p>
-      <w:pPr>
-        <w:pStyle w:val="Heading1"/>
-        <w:pageBreakBefore/>
-      </w:pPr>
-      <w:r>
-        <w:rPr>
-          <w:rFonts w:ascii="BIZ UDPゴシック" w:hAnsi="BIZ UDPゴシック" w:eastAsia="BIZ UDPゴシック"/>
-        </w:rPr>
-        <w:t>画面例：装具図鑑の個人用タブ</w:t>
-      </w:r>
-    </w:p>
-    <w:p>
-      <w:pPr>
-        <w:spacing w:after="80"/>
-      </w:pPr>
-      <w:r>
-        <w:rPr>
-          <w:rFonts w:ascii="BIZ UDPゴシック" w:hAnsi="BIZ UDPゴシック" w:eastAsia="BIZ UDPゴシック"/>
-        </w:rPr>
-        <w:t>個人用に追加した装具情報を確認する画面です。公開記事の一覧とはタブで切り替えます。</w:t>
-      </w:r>
-    </w:p>
-    <w:p>
-      <w:pPr>
-        <w:spacing w:after="20"/>
-        <w:jc w:val="center"/>
-      </w:pPr>
-      <w:r>
-        <w:rPr>
-          <w:rFonts w:ascii="BIZ UDPゴシック" w:hAnsi="BIZ UDPゴシック" w:eastAsia="BIZ UDPゴシック"/>
-        </w:rPr>
-        <w:drawing>
-          <wp:inline xmlns:a="http://schemas.openxmlformats.org/drawingml/2006/main" xmlns:pic="http://schemas.openxmlformats.org/drawingml/2006/picture">
-            <wp:extent cx="8869680" cy="4681220"/>
-            <wp:docPr id="30" name="Picture 30"/>
-            <wp:cNvGraphicFramePr>
-              <a:graphicFrameLocks noChangeAspect="1"/>
-            </wp:cNvGraphicFramePr>
-            <a:graphic>
-              <a:graphicData uri="http://schemas.openxmlformats.org/drawingml/2006/picture">
-                <pic:pic>
-                  <pic:nvPicPr>
-                    <pic:cNvPr id="0" name="image.jpg"/>
-                    <pic:cNvPicPr/>
-                  </pic:nvPicPr>
-                  <pic:blipFill>
-                    <a:blip r:embed="rId27"/>
-                    <a:stretch>
-                      <a:fillRect/>
-                    </a:stretch>
-                  </pic:blipFill>
-                  <pic:spPr>
-                    <a:xfrm>
-                      <a:off x="0" y="0"/>
-                      <a:ext cx="8869680" cy="4681220"/>
-                    </a:xfrm>
-                    <a:prstGeom prst="rect"/>
-                  </pic:spPr>
-                </pic:pic>
-              </a:graphicData>
-            </a:graphic>
-          </wp:inline>
-        </w:drawing>
-      </w:r>
-    </w:p>
-    <w:p>
-      <w:pPr>
-        <w:spacing w:after="40"/>
-        <w:jc w:val="center"/>
-      </w:pPr>
-      <w:r>
-        <w:rPr>
-          <w:rFonts w:ascii="BIZ UDPゴシック" w:hAnsi="BIZ UDPゴシック" w:eastAsia="BIZ UDPゴシック"/>
-          <w:color w:val="64736C"/>
-          <w:sz w:val="14"/>
-        </w:rPr>
-        <w:t>実画面キャプチャ｜Playwright・テスト用データ</w:t>
-      </w:r>
-    </w:p>
-    <w:p>
-      <w:pPr>
-        <w:spacing w:after="20"/>
-        <w:ind w:left="317" w:hanging="317"/>
-      </w:pPr>
-      <w:r>
-        <w:rPr>
-          <w:rFonts w:ascii="BIZ UDPゴシック" w:hAnsi="BIZ UDPゴシック" w:eastAsia="BIZ UDPゴシック"/>
-        </w:rPr>
-        <w:t>1. 「自分で追加した装具」を選びます。</w:t>
-      </w:r>
-    </w:p>
-    <w:p>
-      <w:pPr>
-        <w:spacing w:after="20"/>
-        <w:ind w:left="317" w:hanging="317"/>
-      </w:pPr>
-      <w:r>
-        <w:rPr>
-          <w:rFonts w:ascii="BIZ UDPゴシック" w:hAnsi="BIZ UDPゴシック" w:eastAsia="BIZ UDPゴシック"/>
-        </w:rPr>
-        <w:t>2. 登録済みカードを確認し、必要に応じて詳細・編集を開きます。</w:t>
-      </w:r>
-    </w:p>
-    <w:p>
-      <w:pPr>
-        <w:pStyle w:val="Heading1"/>
-        <w:pageBreakBefore/>
-      </w:pPr>
-      <w:r>
-        <w:rPr>
-          <w:rFonts w:ascii="BIZ UDPゴシック" w:hAnsi="BIZ UDPゴシック" w:eastAsia="BIZ UDPゴシック"/>
-        </w:rPr>
-        <w:t>画面例：登録施設から探す</w:t>
-      </w:r>
-    </w:p>
-    <w:p>
-      <w:pPr>
-        <w:spacing w:after="80"/>
-      </w:pPr>
-      <w:r>
-        <w:rPr>
-          <w:rFonts w:ascii="BIZ UDPゴシック" w:hAnsi="BIZ UDPゴシック" w:eastAsia="BIZ UDPゴシック"/>
-        </w:rPr>
-        <w:t>Google Maps検索画面から「登録施設から探す」へ切り替えた状態です。保存候補やアプリ内の施設を条件で探します。</w:t>
-      </w:r>
-    </w:p>
-    <w:p>
-      <w:pPr>
-        <w:spacing w:after="20"/>
-        <w:jc w:val="center"/>
-      </w:pPr>
-      <w:r>
-        <w:rPr>
-          <w:rFonts w:ascii="BIZ UDPゴシック" w:hAnsi="BIZ UDPゴシック" w:eastAsia="BIZ UDPゴシック"/>
-        </w:rPr>
-        <w:drawing>
-          <wp:inline xmlns:a="http://schemas.openxmlformats.org/drawingml/2006/main" xmlns:pic="http://schemas.openxmlformats.org/drawingml/2006/picture">
-            <wp:extent cx="8869680" cy="4681220"/>
-            <wp:docPr id="31" name="Picture 31"/>
-            <wp:cNvGraphicFramePr>
-              <a:graphicFrameLocks noChangeAspect="1"/>
-            </wp:cNvGraphicFramePr>
-            <a:graphic>
-              <a:graphicData uri="http://schemas.openxmlformats.org/drawingml/2006/picture">
-                <pic:pic>
-                  <pic:nvPicPr>
-                    <pic:cNvPr id="0" name="image.jpg"/>
-                    <pic:cNvPicPr/>
-                  </pic:nvPicPr>
-                  <pic:blipFill>
-                    <a:blip r:embed="rId28"/>
-                    <a:stretch>
-                      <a:fillRect/>
-                    </a:stretch>
-                  </pic:blipFill>
-                  <pic:spPr>
-                    <a:xfrm>
-                      <a:off x="0" y="0"/>
-                      <a:ext cx="8869680" cy="4681220"/>
-                    </a:xfrm>
-                    <a:prstGeom prst="rect"/>
-                  </pic:spPr>
-                </pic:pic>
-              </a:graphicData>
-            </a:graphic>
-          </wp:inline>
-        </w:drawing>
-      </w:r>
-    </w:p>
-    <w:p>
-      <w:pPr>
-        <w:spacing w:after="40"/>
-        <w:jc w:val="center"/>
-      </w:pPr>
-      <w:r>
-        <w:rPr>
-          <w:rFonts w:ascii="BIZ UDPゴシック" w:hAnsi="BIZ UDPゴシック" w:eastAsia="BIZ UDPゴシック"/>
-          <w:color w:val="64736C"/>
-          <w:sz w:val="14"/>
-        </w:rPr>
-        <w:t>実画面キャプチャ｜Playwright・テスト用データ</w:t>
-      </w:r>
-    </w:p>
-    <w:p>
-      <w:pPr>
-        <w:spacing w:after="20"/>
-        <w:ind w:left="317" w:hanging="317"/>
-      </w:pPr>
-      <w:r>
-        <w:rPr>
-          <w:rFonts w:ascii="BIZ UDPゴシック" w:hAnsi="BIZ UDPゴシック" w:eastAsia="BIZ UDPゴシック"/>
-        </w:rPr>
-        <w:t>1. 「登録施設から探す」タブを選びます。</w:t>
-      </w:r>
-    </w:p>
-    <w:p>
-      <w:pPr>
-        <w:spacing w:after="20"/>
-        <w:ind w:left="317" w:hanging="317"/>
-      </w:pPr>
-      <w:r>
-        <w:rPr>
-          <w:rFonts w:ascii="BIZ UDPゴシック" w:hAnsi="BIZ UDPゴシック" w:eastAsia="BIZ UDPゴシック"/>
-        </w:rPr>
-        <w:t>2. 出発地、検索目的、範囲を選び「直線距離を調べる」を実行します。</w:t>
-      </w:r>
-    </w:p>
-    <w:p>
-      <w:pPr>
-        <w:spacing w:after="40"/>
-      </w:pPr>
-      <w:r>
-        <w:rPr>
-          <w:rFonts w:ascii="BIZ UDPゴシック" w:hAnsi="BIZ UDPゴシック" w:eastAsia="BIZ UDPゴシック"/>
-          <w:i/>
-          <w:color w:val="53695E"/>
-          <w:sz w:val="17"/>
-        </w:rPr>
-        <w:t>ポイント：距離は直線距離です。受診・相談への対応や予約の要否は施設へ確認してください。</w:t>
-      </w:r>
-    </w:p>
-    <w:p>
-      <w:pPr>
-        <w:pStyle w:val="Heading1"/>
-        <w:pageBreakBefore/>
-      </w:pPr>
-      <w:r>
-        <w:rPr>
-          <w:rFonts w:ascii="BIZ UDPゴシック" w:hAnsi="BIZ UDPゴシック" w:eastAsia="BIZ UDPゴシック"/>
-        </w:rPr>
-        <w:t>画面例：リンク集の個人用タブ</w:t>
-      </w:r>
-    </w:p>
-    <w:p>
-      <w:pPr>
-        <w:spacing w:after="80"/>
-      </w:pPr>
-      <w:r>
-        <w:rPr>
-          <w:rFonts w:ascii="BIZ UDPゴシック" w:hAnsi="BIZ UDPゴシック" w:eastAsia="BIZ UDPゴシック"/>
-        </w:rPr>
-        <w:t>自分で保存したリンクを確認する画面です。固定リンクとはタブで切り替わります。</w:t>
-      </w:r>
-    </w:p>
-    <w:p>
-      <w:pPr>
-        <w:spacing w:after="20"/>
-        <w:jc w:val="center"/>
-      </w:pPr>
-      <w:r>
-        <w:rPr>
-          <w:rFonts w:ascii="BIZ UDPゴシック" w:hAnsi="BIZ UDPゴシック" w:eastAsia="BIZ UDPゴシック"/>
-        </w:rPr>
-        <w:drawing>
-          <wp:inline xmlns:a="http://schemas.openxmlformats.org/drawingml/2006/main" xmlns:pic="http://schemas.openxmlformats.org/drawingml/2006/picture">
-            <wp:extent cx="8869680" cy="4681220"/>
-            <wp:docPr id="32" name="Picture 32"/>
-            <wp:cNvGraphicFramePr>
-              <a:graphicFrameLocks noChangeAspect="1"/>
-            </wp:cNvGraphicFramePr>
-            <a:graphic>
-              <a:graphicData uri="http://schemas.openxmlformats.org/drawingml/2006/picture">
-                <pic:pic>
-                  <pic:nvPicPr>
-                    <pic:cNvPr id="0" name="image.jpg"/>
-                    <pic:cNvPicPr/>
-                  </pic:nvPicPr>
-                  <pic:blipFill>
-                    <a:blip r:embed="rId29"/>
-                    <a:stretch>
-                      <a:fillRect/>
-                    </a:stretch>
-                  </pic:blipFill>
-                  <pic:spPr>
-                    <a:xfrm>
-                      <a:off x="0" y="0"/>
-                      <a:ext cx="8869680" cy="4681220"/>
-                    </a:xfrm>
-                    <a:prstGeom prst="rect"/>
-                  </pic:spPr>
-                </pic:pic>
-              </a:graphicData>
-            </a:graphic>
-          </wp:inline>
-        </w:drawing>
-      </w:r>
-    </w:p>
-    <w:p>
-      <w:pPr>
-        <w:spacing w:after="40"/>
-        <w:jc w:val="center"/>
-      </w:pPr>
-      <w:r>
-        <w:rPr>
-          <w:rFonts w:ascii="BIZ UDPゴシック" w:hAnsi="BIZ UDPゴシック" w:eastAsia="BIZ UDPゴシック"/>
-          <w:color w:val="64736C"/>
-          <w:sz w:val="14"/>
-        </w:rPr>
-        <w:t>実画面キャプチャ｜Playwright・テスト用データ</w:t>
-      </w:r>
-    </w:p>
-    <w:p>
-      <w:pPr>
-        <w:spacing w:after="20"/>
-        <w:ind w:left="317" w:hanging="317"/>
-      </w:pPr>
-      <w:r>
-        <w:rPr>
-          <w:rFonts w:ascii="BIZ UDPゴシック" w:hAnsi="BIZ UDPゴシック" w:eastAsia="BIZ UDPゴシック"/>
-        </w:rPr>
-        <w:t>1. 「自分で追加したリンク」を選びます。</w:t>
-      </w:r>
-    </w:p>
-    <w:p>
-      <w:pPr>
-        <w:spacing w:after="20"/>
-        <w:ind w:left="317" w:hanging="317"/>
-      </w:pPr>
-      <w:r>
-        <w:rPr>
-          <w:rFonts w:ascii="BIZ UDPゴシック" w:hAnsi="BIZ UDPゴシック" w:eastAsia="BIZ UDPゴシック"/>
-        </w:rPr>
-        <w:t>2. 登録済みの名称・説明を確認してリンクを開きます。</w:t>
-      </w:r>
-    </w:p>
-    <w:p>
-      <w:pPr>
-        <w:pStyle w:val="Heading1"/>
-        <w:pageBreakBefore/>
-      </w:pPr>
-      <w:r>
-        <w:rPr>
-          <w:rFonts w:ascii="BIZ UDPゴシック" w:hAnsi="BIZ UDPゴシック" w:eastAsia="BIZ UDPゴシック"/>
-        </w:rPr>
-        <w:t>画面例：個人用リンクを編集する</w:t>
-      </w:r>
-    </w:p>
-    <w:p>
-      <w:pPr>
-        <w:spacing w:after="80"/>
-      </w:pPr>
-      <w:r>
-        <w:rPr>
-          <w:rFonts w:ascii="BIZ UDPゴシック" w:hAnsi="BIZ UDPゴシック" w:eastAsia="BIZ UDPゴシック"/>
-        </w:rPr>
-        <w:t>個人用リンクの編集フォームです。名称・URLを確認し、保存後にリンク集へ反映されることをテストしました。</w:t>
-      </w:r>
-    </w:p>
-    <w:p>
-      <w:pPr>
-        <w:spacing w:after="20"/>
-        <w:jc w:val="center"/>
-      </w:pPr>
-      <w:r>
-        <w:rPr>
-          <w:rFonts w:ascii="BIZ UDPゴシック" w:hAnsi="BIZ UDPゴシック" w:eastAsia="BIZ UDPゴシック"/>
-        </w:rPr>
-        <w:drawing>
-          <wp:inline xmlns:a="http://schemas.openxmlformats.org/drawingml/2006/main" xmlns:pic="http://schemas.openxmlformats.org/drawingml/2006/picture">
-            <wp:extent cx="8869680" cy="4681220"/>
-            <wp:docPr id="33" name="Picture 33"/>
-            <wp:cNvGraphicFramePr>
-              <a:graphicFrameLocks noChangeAspect="1"/>
-            </wp:cNvGraphicFramePr>
-            <a:graphic>
-              <a:graphicData uri="http://schemas.openxmlformats.org/drawingml/2006/picture">
-                <pic:pic>
-                  <pic:nvPicPr>
-                    <pic:cNvPr id="0" name="image.jpg"/>
-                    <pic:cNvPicPr/>
-                  </pic:nvPicPr>
-                  <pic:blipFill>
-                    <a:blip r:embed="rId30"/>
-                    <a:stretch>
-                      <a:fillRect/>
-                    </a:stretch>
-                  </pic:blipFill>
-                  <pic:spPr>
-                    <a:xfrm>
-                      <a:off x="0" y="0"/>
-                      <a:ext cx="8869680" cy="4681220"/>
-                    </a:xfrm>
-                    <a:prstGeom prst="rect"/>
-                  </pic:spPr>
-                </pic:pic>
-              </a:graphicData>
-            </a:graphic>
-          </wp:inline>
-        </w:drawing>
-      </w:r>
-    </w:p>
-    <w:p>
-      <w:pPr>
-        <w:spacing w:after="40"/>
-        <w:jc w:val="center"/>
-      </w:pPr>
-      <w:r>
-        <w:rPr>
-          <w:rFonts w:ascii="BIZ UDPゴシック" w:hAnsi="BIZ UDPゴシック" w:eastAsia="BIZ UDPゴシック"/>
-          <w:color w:val="64736C"/>
-          <w:sz w:val="14"/>
-        </w:rPr>
-        <w:t>実画面キャプチャ｜Playwright・テスト用データ</w:t>
-      </w:r>
-    </w:p>
-    <w:p>
-      <w:pPr>
-        <w:spacing w:after="20"/>
-        <w:ind w:left="317" w:hanging="317"/>
-      </w:pPr>
-      <w:r>
-        <w:rPr>
-          <w:rFonts w:ascii="BIZ UDPゴシック" w:hAnsi="BIZ UDPゴシック" w:eastAsia="BIZ UDPゴシック"/>
-        </w:rPr>
-        <w:t>1. 個人用リンクの編集を選びます。</w:t>
-      </w:r>
-    </w:p>
-    <w:p>
-      <w:pPr>
-        <w:spacing w:after="20"/>
-        <w:ind w:left="317" w:hanging="317"/>
-      </w:pPr>
-      <w:r>
-        <w:rPr>
-          <w:rFonts w:ascii="BIZ UDPゴシック" w:hAnsi="BIZ UDPゴシック" w:eastAsia="BIZ UDPゴシック"/>
-        </w:rPr>
-        <w:t>2. 名称、URL、任意のメモを入力します。</w:t>
-      </w:r>
-    </w:p>
-    <w:p>
-      <w:pPr>
-        <w:spacing w:after="20"/>
-        <w:ind w:left="317" w:hanging="317"/>
-      </w:pPr>
-      <w:r>
-        <w:rPr>
-          <w:rFonts w:ascii="BIZ UDPゴシック" w:hAnsi="BIZ UDPゴシック" w:eastAsia="BIZ UDPゴシック"/>
-        </w:rPr>
-        <w:t>3. 「保存する」を押し、一覧に反映されたことを確認します。</w:t>
-      </w:r>
-    </w:p>
-    <w:p>
-      <w:pPr>
-        <w:pStyle w:val="Heading1"/>
-        <w:pageBreakBefore/>
-      </w:pPr>
-      <w:r>
-        <w:rPr>
-          <w:rFonts w:ascii="BIZ UDPゴシック" w:hAnsi="BIZ UDPゴシック" w:eastAsia="BIZ UDPゴシック"/>
-        </w:rPr>
-        <w:t>画面例：設定を確認する</w:t>
-      </w:r>
-    </w:p>
-    <w:p>
-      <w:pPr>
-        <w:spacing w:after="80"/>
-      </w:pPr>
-      <w:r>
-        <w:rPr>
-          <w:rFonts w:ascii="BIZ UDPゴシック" w:hAnsi="BIZ UDPゴシック" w:eastAsia="BIZ UDPゴシック"/>
-        </w:rPr>
-        <w:t>表示名や文字の大きさなどを設定します。変更した場合は画面の保存ボタンを押してください。</w:t>
-      </w:r>
-    </w:p>
-    <w:p>
-      <w:pPr>
-        <w:spacing w:after="20"/>
-        <w:jc w:val="center"/>
-      </w:pPr>
-      <w:r>
-        <w:rPr>
-          <w:rFonts w:ascii="BIZ UDPゴシック" w:hAnsi="BIZ UDPゴシック" w:eastAsia="BIZ UDPゴシック"/>
-        </w:rPr>
-        <w:drawing>
-          <wp:inline xmlns:a="http://schemas.openxmlformats.org/drawingml/2006/main" xmlns:pic="http://schemas.openxmlformats.org/drawingml/2006/picture">
-            <wp:extent cx="8869680" cy="4681220"/>
-            <wp:docPr id="34" name="Picture 34"/>
-            <wp:cNvGraphicFramePr>
-              <a:graphicFrameLocks noChangeAspect="1"/>
-            </wp:cNvGraphicFramePr>
-            <a:graphic>
-              <a:graphicData uri="http://schemas.openxmlformats.org/drawingml/2006/picture">
-                <pic:pic>
-                  <pic:nvPicPr>
-                    <pic:cNvPr id="0" name="image.jpg"/>
-                    <pic:cNvPicPr/>
-                  </pic:nvPicPr>
-                  <pic:blipFill>
-                    <a:blip r:embed="rId31"/>
-                    <a:stretch>
-                      <a:fillRect/>
-                    </a:stretch>
-                  </pic:blipFill>
-                  <pic:spPr>
-                    <a:xfrm>
-                      <a:off x="0" y="0"/>
-                      <a:ext cx="8869680" cy="4681220"/>
-                    </a:xfrm>
-                    <a:prstGeom prst="rect"/>
-                  </pic:spPr>
-                </pic:pic>
-              </a:graphicData>
-            </a:graphic>
-          </wp:inline>
-        </w:drawing>
-      </w:r>
-    </w:p>
-    <w:p>
-      <w:pPr>
-        <w:spacing w:after="40"/>
-        <w:jc w:val="center"/>
-      </w:pPr>
-      <w:r>
-        <w:rPr>
-          <w:rFonts w:ascii="BIZ UDPゴシック" w:hAnsi="BIZ UDPゴシック" w:eastAsia="BIZ UDPゴシック"/>
-          <w:color w:val="64736C"/>
-          <w:sz w:val="14"/>
-        </w:rPr>
-        <w:t>実画面キャプチャ｜Playwright・テスト用データ</w:t>
-      </w:r>
-    </w:p>
-    <w:p>
-      <w:pPr>
-        <w:spacing w:after="20"/>
-        <w:ind w:left="317" w:hanging="317"/>
-      </w:pPr>
-      <w:r>
-        <w:rPr>
-          <w:rFonts w:ascii="BIZ UDPゴシック" w:hAnsi="BIZ UDPゴシック" w:eastAsia="BIZ UDPゴシック"/>
-        </w:rPr>
-        <w:t>1. 「設定」を開きます。</w:t>
-      </w:r>
-    </w:p>
-    <w:p>
-      <w:pPr>
-        <w:spacing w:after="20"/>
-        <w:ind w:left="317" w:hanging="317"/>
-      </w:pPr>
-      <w:r>
-        <w:rPr>
-          <w:rFonts w:ascii="BIZ UDPゴシック" w:hAnsi="BIZ UDPゴシック" w:eastAsia="BIZ UDPゴシック"/>
-        </w:rPr>
-        <w:t>2. 変更する項目を入力し、保存します。</w:t>
-      </w:r>
-    </w:p>
-    <w:p>
-      <w:pPr>
-        <w:pStyle w:val="Heading1"/>
-        <w:pageBreakBefore/>
-      </w:pPr>
-      <w:r>
-        <w:rPr>
-          <w:rFonts w:ascii="BIZ UDPゴシック" w:hAnsi="BIZ UDPゴシック" w:eastAsia="BIZ UDPゴシック"/>
-        </w:rPr>
-        <w:t>画面例：バックアップから復元する</w:t>
-      </w:r>
-    </w:p>
-    <w:p>
-      <w:pPr>
-        <w:spacing w:after="80"/>
-      </w:pPr>
-      <w:r>
-        <w:rPr>
-          <w:rFonts w:ascii="BIZ UDPゴシック" w:hAnsi="BIZ UDPゴシック" w:eastAsia="BIZ UDPゴシック"/>
-        </w:rPr>
-        <w:t>バックアップファイルを選んだ後に表示される確認画面です。復元前に対象と内容を確認してください。</w:t>
-      </w:r>
-    </w:p>
-    <w:p>
-      <w:pPr>
-        <w:spacing w:after="20"/>
-        <w:jc w:val="center"/>
-      </w:pPr>
-      <w:r>
-        <w:rPr>
-          <w:rFonts w:ascii="BIZ UDPゴシック" w:hAnsi="BIZ UDPゴシック" w:eastAsia="BIZ UDPゴシック"/>
-        </w:rPr>
-        <w:drawing>
-          <wp:inline xmlns:a="http://schemas.openxmlformats.org/drawingml/2006/main" xmlns:pic="http://schemas.openxmlformats.org/drawingml/2006/picture">
-            <wp:extent cx="8869680" cy="4681220"/>
-            <wp:docPr id="35" name="Picture 35"/>
-            <wp:cNvGraphicFramePr>
-              <a:graphicFrameLocks noChangeAspect="1"/>
-            </wp:cNvGraphicFramePr>
-            <a:graphic>
-              <a:graphicData uri="http://schemas.openxmlformats.org/drawingml/2006/picture">
-                <pic:pic>
-                  <pic:nvPicPr>
-                    <pic:cNvPr id="0" name="image.jpg"/>
-                    <pic:cNvPicPr/>
-                  </pic:nvPicPr>
-                  <pic:blipFill>
-                    <a:blip r:embed="rId32"/>
-                    <a:stretch>
-                      <a:fillRect/>
-                    </a:stretch>
-                  </pic:blipFill>
-                  <pic:spPr>
-                    <a:xfrm>
-                      <a:off x="0" y="0"/>
-                      <a:ext cx="8869680" cy="4681220"/>
-                    </a:xfrm>
-                    <a:prstGeom prst="rect"/>
-                  </pic:spPr>
-                </pic:pic>
-              </a:graphicData>
-            </a:graphic>
-          </wp:inline>
-        </w:drawing>
-      </w:r>
-    </w:p>
-    <w:p>
-      <w:pPr>
-        <w:spacing w:after="40"/>
-        <w:jc w:val="center"/>
-      </w:pPr>
-      <w:r>
-        <w:rPr>
-          <w:rFonts w:ascii="BIZ UDPゴシック" w:hAnsi="BIZ UDPゴシック" w:eastAsia="BIZ UDPゴシック"/>
-          <w:color w:val="64736C"/>
-          <w:sz w:val="14"/>
-        </w:rPr>
-        <w:t>実画面キャプチャ｜Playwright・テスト用データ</w:t>
-      </w:r>
-    </w:p>
-    <w:p>
-      <w:pPr>
-        <w:spacing w:after="20"/>
-        <w:ind w:left="317" w:hanging="317"/>
-      </w:pPr>
-      <w:r>
-        <w:rPr>
-          <w:rFonts w:ascii="BIZ UDPゴシック" w:hAnsi="BIZ UDPゴシック" w:eastAsia="BIZ UDPゴシック"/>
-        </w:rPr>
-        <w:t>1. 「バックアップファイルを選ぶ」からファイルを指定します。</w:t>
-      </w:r>
-    </w:p>
-    <w:p>
-      <w:pPr>
-        <w:spacing w:after="20"/>
-        <w:ind w:left="317" w:hanging="317"/>
-      </w:pPr>
-      <w:r>
-        <w:rPr>
-          <w:rFonts w:ascii="BIZ UDPゴシック" w:hAnsi="BIZ UDPゴシック" w:eastAsia="BIZ UDPゴシック"/>
-        </w:rPr>
-        <w:t>2. 内容を確認し、「このバックアップを復元する」を選びます。</w:t>
-      </w:r>
-    </w:p>
-    <w:p>
-      <w:pPr>
-        <w:spacing w:after="40"/>
-      </w:pPr>
-      <w:r>
-        <w:rPr>
-          <w:rFonts w:ascii="BIZ UDPゴシック" w:hAnsi="BIZ UDPゴシック" w:eastAsia="BIZ UDPゴシック"/>
-          <w:i/>
-          <w:color w:val="53695E"/>
-          <w:sz w:val="17"/>
-        </w:rPr>
-        <w:t>ポイント：復元は既存データへ追加し、本人設定はバックアップの内容を反映します。実データを戻す前に、バックアップファイルが正しいことを確認してください。</w:t>
-      </w:r>
-    </w:p>
-    <w:p>
-      <w:pPr>
-        <w:pStyle w:val="Heading1"/>
-        <w:pageBreakBefore/>
-      </w:pPr>
-      <w:r>
-        <w:rPr>
-          <w:rFonts w:ascii="BIZ UDPゴシック" w:hAnsi="BIZ UDPゴシック" w:eastAsia="BIZ UDPゴシック"/>
-        </w:rPr>
-        <w:t>画面例：確定済み相談シートを開く</w:t>
-      </w:r>
-    </w:p>
-    <w:p>
-      <w:pPr>
-        <w:spacing w:after="80"/>
-      </w:pPr>
-      <w:r>
-        <w:rPr>
-          <w:rFonts w:ascii="BIZ UDPゴシック" w:hAnsi="BIZ UDPゴシック" w:eastAsia="BIZ UDPゴシック"/>
-        </w:rPr>
-        <w:t>確定版の履歴を開いたプレビューです。確定版は履歴として保管し、更新するときは新しい下書きを作ります。</w:t>
-      </w:r>
-    </w:p>
-    <w:p>
-      <w:pPr>
-        <w:spacing w:after="20"/>
-        <w:jc w:val="center"/>
-      </w:pPr>
-      <w:r>
-        <w:rPr>
-          <w:rFonts w:ascii="BIZ UDPゴシック" w:hAnsi="BIZ UDPゴシック" w:eastAsia="BIZ UDPゴシック"/>
-        </w:rPr>
-        <w:drawing>
-          <wp:inline xmlns:a="http://schemas.openxmlformats.org/drawingml/2006/main" xmlns:pic="http://schemas.openxmlformats.org/drawingml/2006/picture">
-            <wp:extent cx="8869680" cy="4681220"/>
-            <wp:docPr id="36" name="Picture 36"/>
-            <wp:cNvGraphicFramePr>
-              <a:graphicFrameLocks noChangeAspect="1"/>
-            </wp:cNvGraphicFramePr>
-            <a:graphic>
-              <a:graphicData uri="http://schemas.openxmlformats.org/drawingml/2006/picture">
-                <pic:pic>
-                  <pic:nvPicPr>
-                    <pic:cNvPr id="0" name="image.jpg"/>
-                    <pic:cNvPicPr/>
-                  </pic:nvPicPr>
-                  <pic:blipFill>
-                    <a:blip r:embed="rId33"/>
-                    <a:stretch>
-                      <a:fillRect/>
-                    </a:stretch>
-                  </pic:blipFill>
-                  <pic:spPr>
-                    <a:xfrm>
-                      <a:off x="0" y="0"/>
-                      <a:ext cx="8869680" cy="4681220"/>
-                    </a:xfrm>
-                    <a:prstGeom prst="rect"/>
-                  </pic:spPr>
-                </pic:pic>
-              </a:graphicData>
-            </a:graphic>
-          </wp:inline>
-        </w:drawing>
-      </w:r>
-    </w:p>
-    <w:p>
-      <w:pPr>
-        <w:spacing w:after="40"/>
-        <w:jc w:val="center"/>
-      </w:pPr>
-      <w:r>
-        <w:rPr>
-          <w:rFonts w:ascii="BIZ UDPゴシック" w:hAnsi="BIZ UDPゴシック" w:eastAsia="BIZ UDPゴシック"/>
-          <w:color w:val="64736C"/>
-          <w:sz w:val="14"/>
-        </w:rPr>
-        <w:t>実画面キャプチャ｜Playwright・テスト用データ</w:t>
-      </w:r>
-    </w:p>
-    <w:p>
-      <w:pPr>
-        <w:spacing w:after="20"/>
-        <w:ind w:left="317" w:hanging="317"/>
-      </w:pPr>
-      <w:r>
-        <w:rPr>
-          <w:rFonts w:ascii="BIZ UDPゴシック" w:hAnsi="BIZ UDPゴシック" w:eastAsia="BIZ UDPゴシック"/>
-        </w:rPr>
-        <w:t>1. 保存済み相談シートから対象を開きます。</w:t>
-      </w:r>
-    </w:p>
-    <w:p>
-      <w:pPr>
-        <w:spacing w:after="20"/>
-        <w:ind w:left="317" w:hanging="317"/>
-      </w:pPr>
-      <w:r>
-        <w:rPr>
-          <w:rFonts w:ascii="BIZ UDPゴシック" w:hAnsi="BIZ UDPゴシック" w:eastAsia="BIZ UDPゴシック"/>
-        </w:rPr>
-        <w:t>2. 氏名、相談先、装具、相談内容、写真を確認します。</w:t>
-      </w:r>
-    </w:p>
-    <w:p>
-      <w:pPr>
-        <w:pStyle w:val="Heading1"/>
-        <w:pageBreakBefore/>
-      </w:pPr>
-      <w:r>
-        <w:rPr>
-          <w:rFonts w:ascii="BIZ UDPゴシック" w:hAnsi="BIZ UDPゴシック" w:eastAsia="BIZ UDPゴシック"/>
-        </w:rPr>
-        <w:t>画面例：スマートフォンで相談したいことを開く</w:t>
-      </w:r>
-    </w:p>
-    <w:p>
-      <w:pPr>
-        <w:spacing w:after="80"/>
-      </w:pPr>
-      <w:r>
-        <w:rPr>
-          <w:rFonts w:ascii="BIZ UDPゴシック" w:hAnsi="BIZ UDPゴシック" w:eastAsia="BIZ UDPゴシック"/>
-        </w:rPr>
-        <w:t>幅390pxで表示した相談したいことの画面です。下部メニューから画面を切り替え、上下にスクロールして確認します。</w:t>
-      </w:r>
-    </w:p>
-    <w:p>
-      <w:pPr>
-        <w:jc w:val="center"/>
-      </w:pPr>
-      <w:r>
-        <w:rPr>
-          <w:rFonts w:ascii="BIZ UDPゴシック" w:hAnsi="BIZ UDPゴシック" w:eastAsia="BIZ UDPゴシック"/>
-        </w:rPr>
-        <w:drawing>
-          <wp:inline xmlns:a="http://schemas.openxmlformats.org/drawingml/2006/main" xmlns:pic="http://schemas.openxmlformats.org/drawingml/2006/picture">
-            <wp:extent cx="2560320" cy="5540795"/>
-            <wp:docPr id="37" name="Picture 37"/>
-            <wp:cNvGraphicFramePr>
-              <a:graphicFrameLocks noChangeAspect="1"/>
-            </wp:cNvGraphicFramePr>
-            <a:graphic>
-              <a:graphicData uri="http://schemas.openxmlformats.org/drawingml/2006/picture">
-                <pic:pic>
-                  <pic:nvPicPr>
-                    <pic:cNvPr id="0" name="image.jpg"/>
-                    <pic:cNvPicPr/>
-                  </pic:nvPicPr>
-                  <pic:blipFill>
-                    <a:blip r:embed="rId35"/>
-                    <a:stretch>
-                      <a:fillRect/>
-                    </a:stretch>
-                  </pic:blipFill>
-                  <pic:spPr>
-                    <a:xfrm>
-                      <a:off x="0" y="0"/>
-                      <a:ext cx="2560320" cy="5540795"/>
-                    </a:xfrm>
-                    <a:prstGeom prst="rect"/>
-                  </pic:spPr>
-                </pic:pic>
-              </a:graphicData>
-            </a:graphic>
-          </wp:inline>
-        </w:drawing>
-      </w:r>
-    </w:p>
-    <w:p>
-      <w:pPr>
-        <w:jc w:val="center"/>
-      </w:pPr>
-      <w:r>
-        <w:rPr>
-          <w:rFonts w:ascii="BIZ UDPゴシック" w:hAnsi="BIZ UDPゴシック" w:eastAsia="BIZ UDPゴシック"/>
-          <w:color w:val="64736C"/>
-          <w:sz w:val="16"/>
-        </w:rPr>
-        <w:t>実画面キャプチャ｜Playwright・幅390px</w:t>
+        <w:t>制限：本番DBへの適用・保存、実利用者アカウント、実際の現在地情報（GPS）、外部の施設検索結果、スマートフォン実機、ホーム画面へのアプリ追加、物理プリンターは未検証です。</w:t>
       </w:r>
     </w:p>
     <w:sectPr>
@@ -6206,6 +5947,102 @@
   </w:abstractNum>
   <w:num w:numId="25">
     <w:abstractNumId w:val="24"/>
+  </w:num>
+  <w:num w:numId="26">
+    <w:abstractNumId w:val="9"/>
+    <w:lvlOverride w:ilvl="0">
+      <w:startOverride w:val="1"/>
+    </w:lvlOverride>
+  </w:num>
+  <w:num w:numId="27">
+    <w:abstractNumId w:val="10"/>
+    <w:lvlOverride w:ilvl="0">
+      <w:startOverride w:val="1"/>
+    </w:lvlOverride>
+  </w:num>
+  <w:num w:numId="28">
+    <w:abstractNumId w:val="11"/>
+    <w:lvlOverride w:ilvl="0">
+      <w:startOverride w:val="1"/>
+    </w:lvlOverride>
+  </w:num>
+  <w:num w:numId="29">
+    <w:abstractNumId w:val="12"/>
+    <w:lvlOverride w:ilvl="0">
+      <w:startOverride w:val="1"/>
+    </w:lvlOverride>
+  </w:num>
+  <w:num w:numId="30">
+    <w:abstractNumId w:val="13"/>
+    <w:lvlOverride w:ilvl="0">
+      <w:startOverride w:val="1"/>
+    </w:lvlOverride>
+  </w:num>
+  <w:num w:numId="31">
+    <w:abstractNumId w:val="14"/>
+    <w:lvlOverride w:ilvl="0">
+      <w:startOverride w:val="1"/>
+    </w:lvlOverride>
+  </w:num>
+  <w:num w:numId="32">
+    <w:abstractNumId w:val="15"/>
+    <w:lvlOverride w:ilvl="0">
+      <w:startOverride w:val="1"/>
+    </w:lvlOverride>
+  </w:num>
+  <w:num w:numId="33">
+    <w:abstractNumId w:val="16"/>
+    <w:lvlOverride w:ilvl="0">
+      <w:startOverride w:val="1"/>
+    </w:lvlOverride>
+  </w:num>
+  <w:num w:numId="34">
+    <w:abstractNumId w:val="17"/>
+    <w:lvlOverride w:ilvl="0">
+      <w:startOverride w:val="1"/>
+    </w:lvlOverride>
+  </w:num>
+  <w:num w:numId="35">
+    <w:abstractNumId w:val="18"/>
+    <w:lvlOverride w:ilvl="0">
+      <w:startOverride w:val="1"/>
+    </w:lvlOverride>
+  </w:num>
+  <w:num w:numId="36">
+    <w:abstractNumId w:val="19"/>
+    <w:lvlOverride w:ilvl="0">
+      <w:startOverride w:val="1"/>
+    </w:lvlOverride>
+  </w:num>
+  <w:num w:numId="37">
+    <w:abstractNumId w:val="20"/>
+    <w:lvlOverride w:ilvl="0">
+      <w:startOverride w:val="1"/>
+    </w:lvlOverride>
+  </w:num>
+  <w:num w:numId="38">
+    <w:abstractNumId w:val="21"/>
+    <w:lvlOverride w:ilvl="0">
+      <w:startOverride w:val="1"/>
+    </w:lvlOverride>
+  </w:num>
+  <w:num w:numId="39">
+    <w:abstractNumId w:val="22"/>
+    <w:lvlOverride w:ilvl="0">
+      <w:startOverride w:val="1"/>
+    </w:lvlOverride>
+  </w:num>
+  <w:num w:numId="40">
+    <w:abstractNumId w:val="23"/>
+    <w:lvlOverride w:ilvl="0">
+      <w:startOverride w:val="1"/>
+    </w:lvlOverride>
+  </w:num>
+  <w:num w:numId="41">
+    <w:abstractNumId w:val="24"/>
+    <w:lvlOverride w:ilvl="0">
+      <w:startOverride w:val="1"/>
+    </w:lvlOverride>
   </w:num>
 </w:numbering>
 </file>
